--- a/paper/manatrix_paper_revision.docx
+++ b/paper/manatrix_paper_revision.docx
@@ -141,6 +141,9 @@
         <w:t xml:space="preserve"> </w:t>
       </w:r>
       <w:r>
+        <w:t xml:space="preserve">(Mettler 2023)</w:t>
+      </w:r>
+      <w:r>
         <w:t xml:space="preserve">. The scarcity of practitioners with comprehensive expertise across these domains constrains organizational security assessment capacity.</w:t>
       </w:r>
     </w:p>
@@ -155,18 +158,54 @@
         <w:t xml:space="preserve"> </w:t>
       </w:r>
       <w:r>
+        <w:t xml:space="preserve">(</w:t>
+      </w:r>
+      <w:r>
+        <w:t xml:space="preserve">Hapi et al.</w:t>
+      </w:r>
+      <w:r>
+        <w:t xml:space="preserve"> </w:t>
+      </w:r>
+      <w:r>
+        <w:t xml:space="preserve">2023)</w:t>
+      </w:r>
+      <w:r>
         <w:t xml:space="preserve">. However, applying LLMs to comprehensive security assessments presents coordination challenges. Single-model architectures struggle to maintain consistent execution across multi-phase operations, with context transfer failures occurring between reconnaissance, exploitation, and post-exploitation phases</w:t>
       </w:r>
       <w:r>
         <w:t xml:space="preserve"> </w:t>
       </w:r>
       <w:r>
+        <w:t xml:space="preserve">(</w:t>
+      </w:r>
+      <w:r>
+        <w:t xml:space="preserve">Caldara et al.</w:t>
+      </w:r>
+      <w:r>
+        <w:t xml:space="preserve"> </w:t>
+      </w:r>
+      <w:r>
+        <w:t xml:space="preserve">2024)</w:t>
+      </w:r>
+      <w:r>
         <w:t xml:space="preserve">. General-purpose models lack specialized depth required for domain-specific tasks such as Active Directory exploitation and hardware security analysis</w:t>
       </w:r>
       <w:r>
         <w:t xml:space="preserve"> </w:t>
       </w:r>
       <w:r>
+        <w:t xml:space="preserve">(</w:t>
+      </w:r>
+      <w:r>
+        <w:t xml:space="preserve">Gupta et al.</w:t>
+      </w:r>
+      <w:r>
+        <w:t xml:space="preserve"> </w:t>
+      </w:r>
+      <w:r>
+        <w:t xml:space="preserve">2024)</w:t>
+      </w:r>
+      <w:r>
         <w:t xml:space="preserve">.</w:t>
       </w:r>
     </w:p>
@@ -181,18 +220,54 @@
         <w:t xml:space="preserve"> </w:t>
       </w:r>
       <w:r>
+        <w:t xml:space="preserve">(</w:t>
+      </w:r>
+      <w:r>
+        <w:t xml:space="preserve">Ma et al.</w:t>
+      </w:r>
+      <w:r>
+        <w:t xml:space="preserve"> </w:t>
+      </w:r>
+      <w:r>
+        <w:t xml:space="preserve">2014)</w:t>
+      </w:r>
+      <w:r>
         <w:t xml:space="preserve">, Probabilistic Context-Free Grammars (PCFG)</w:t>
       </w:r>
       <w:r>
         <w:t xml:space="preserve"> </w:t>
       </w:r>
       <w:r>
+        <w:t xml:space="preserve">(</w:t>
+      </w:r>
+      <w:r>
+        <w:t xml:space="preserve">Weir et al.</w:t>
+      </w:r>
+      <w:r>
+        <w:t xml:space="preserve"> </w:t>
+      </w:r>
+      <w:r>
+        <w:t xml:space="preserve">2014)</w:t>
+      </w:r>
+      <w:r>
         <w:t xml:space="preserve">, and neural sequence models</w:t>
       </w:r>
       <w:r>
         <w:t xml:space="preserve"> </w:t>
       </w:r>
       <w:r>
+        <w:t xml:space="preserve">(</w:t>
+      </w:r>
+      <w:r>
+        <w:t xml:space="preserve">Melicher et al.</w:t>
+      </w:r>
+      <w:r>
+        <w:t xml:space="preserve"> </w:t>
+      </w:r>
+      <w:r>
+        <w:t xml:space="preserve">2016)</w:t>
+      </w:r>
+      <w:r>
         <w:t xml:space="preserve"> </w:t>
       </w:r>
       <w:r>
@@ -218,6 +293,18 @@
         <w:t xml:space="preserve"> </w:t>
       </w:r>
       <w:r>
+        <w:t xml:space="preserve">(</w:t>
+      </w:r>
+      <w:r>
+        <w:t xml:space="preserve">Kandel et al.</w:t>
+      </w:r>
+      <w:r>
+        <w:t xml:space="preserve"> </w:t>
+      </w:r>
+      <w:r>
+        <w:t xml:space="preserve">2013)</w:t>
+      </w:r>
+      <w:r>
         <w:t xml:space="preserve">.</w:t>
       </w:r>
     </w:p>
@@ -238,6 +325,18 @@
       </w:r>
       <w:r>
         <w:t xml:space="preserve"> </w:t>
+      </w:r>
+      <w:r>
+        <w:t xml:space="preserve">(</w:t>
+      </w:r>
+      <w:r>
+        <w:t xml:space="preserve">Zhang et al.</w:t>
+      </w:r>
+      <w:r>
+        <w:t xml:space="preserve"> </w:t>
+      </w:r>
+      <w:r>
+        <w:t xml:space="preserve">2024)</w:t>
       </w:r>
       <w:r>
         <w:t xml:space="preserve"> </w:t>
@@ -476,6 +575,18 @@
         <w:t xml:space="preserve"> </w:t>
       </w:r>
       <w:r>
+        <w:t xml:space="preserve">(</w:t>
+      </w:r>
+      <w:r>
+        <w:t xml:space="preserve">Hapi et al.</w:t>
+      </w:r>
+      <w:r>
+        <w:t xml:space="preserve"> </w:t>
+      </w:r>
+      <w:r>
+        <w:t xml:space="preserve">2023)</w:t>
+      </w:r>
+      <w:r>
         <w:t xml:space="preserve"> </w:t>
       </w:r>
       <w:r>
@@ -485,6 +596,18 @@
         <w:t xml:space="preserve"> </w:t>
       </w:r>
       <w:r>
+        <w:t xml:space="preserve">(</w:t>
+      </w:r>
+      <w:r>
+        <w:t xml:space="preserve">Caldara et al.</w:t>
+      </w:r>
+      <w:r>
+        <w:t xml:space="preserve"> </w:t>
+      </w:r>
+      <w:r>
+        <w:t xml:space="preserve">2024)</w:t>
+      </w:r>
+      <w:r>
         <w:t xml:space="preserve"> </w:t>
       </w:r>
       <w:r>
@@ -502,6 +625,18 @@
         <w:t xml:space="preserve"> </w:t>
       </w:r>
       <w:r>
+        <w:t xml:space="preserve">(</w:t>
+      </w:r>
+      <w:r>
+        <w:t xml:space="preserve">Gupta et al.</w:t>
+      </w:r>
+      <w:r>
+        <w:t xml:space="preserve"> </w:t>
+      </w:r>
+      <w:r>
+        <w:t xml:space="preserve">2024)</w:t>
+      </w:r>
+      <w:r>
         <w:t xml:space="preserve"> </w:t>
       </w:r>
       <w:r>
@@ -517,6 +652,18 @@
       </w:r>
       <w:r>
         <w:t xml:space="preserve"> </w:t>
+      </w:r>
+      <w:r>
+        <w:t xml:space="preserve">(</w:t>
+      </w:r>
+      <w:r>
+        <w:t xml:space="preserve">Zhou et al.</w:t>
+      </w:r>
+      <w:r>
+        <w:t xml:space="preserve"> </w:t>
+      </w:r>
+      <w:r>
+        <w:t xml:space="preserve">2023)</w:t>
       </w:r>
       <w:r>
         <w:t xml:space="preserve"> </w:t>
@@ -546,10 +693,34 @@
         <w:t xml:space="preserve"> </w:t>
       </w:r>
       <w:r>
+        <w:t xml:space="preserve">(</w:t>
+      </w:r>
+      <w:r>
+        <w:t xml:space="preserve">Jacobs et al.</w:t>
+      </w:r>
+      <w:r>
+        <w:t xml:space="preserve"> </w:t>
+      </w:r>
+      <w:r>
+        <w:t xml:space="preserve">1991)</w:t>
+      </w:r>
+      <w:r>
         <w:t xml:space="preserve">, refined by Shazeer et al.</w:t>
       </w:r>
       <w:r>
         <w:t xml:space="preserve"> </w:t>
+      </w:r>
+      <w:r>
+        <w:t xml:space="preserve">(</w:t>
+      </w:r>
+      <w:r>
+        <w:t xml:space="preserve">Shazeer et al.</w:t>
+      </w:r>
+      <w:r>
+        <w:t xml:space="preserve"> </w:t>
+      </w:r>
+      <w:r>
+        <w:t xml:space="preserve">2017)</w:t>
       </w:r>
       <w:r>
         <w:t xml:space="preserve">. The basic idea: instead of running all experts on every input, activate only the top-k based on some gating function. Standard gating is just softmax over a weight matrix applied to the input:</w:t>
@@ -680,6 +851,18 @@
         <w:t xml:space="preserve"> </w:t>
       </w:r>
       <w:r>
+        <w:t xml:space="preserve">(</w:t>
+      </w:r>
+      <w:r>
+        <w:t xml:space="preserve">Kandel et al.</w:t>
+      </w:r>
+      <w:r>
+        <w:t xml:space="preserve"> </w:t>
+      </w:r>
+      <w:r>
+        <w:t xml:space="preserve">2013)</w:t>
+      </w:r>
+      <w:r>
         <w:t xml:space="preserve"> </w:t>
       </w:r>
       <w:r>
@@ -697,6 +880,18 @@
         <w:t xml:space="preserve"> </w:t>
       </w:r>
       <w:r>
+        <w:t xml:space="preserve">(</w:t>
+      </w:r>
+      <w:r>
+        <w:t xml:space="preserve">Wang et al.</w:t>
+      </w:r>
+      <w:r>
+        <w:t xml:space="preserve"> </w:t>
+      </w:r>
+      <w:r>
+        <w:t xml:space="preserve">2024)</w:t>
+      </w:r>
+      <w:r>
         <w:t xml:space="preserve"> </w:t>
       </w:r>
       <w:r>
@@ -704,6 +899,18 @@
       </w:r>
       <w:r>
         <w:t xml:space="preserve"> </w:t>
+      </w:r>
+      <w:r>
+        <w:t xml:space="preserve">(</w:t>
+      </w:r>
+      <w:r>
+        <w:t xml:space="preserve">Chen et al.</w:t>
+      </w:r>
+      <w:r>
+        <w:t xml:space="preserve"> </w:t>
+      </w:r>
+      <w:r>
+        <w:t xml:space="preserve">2024)</w:t>
       </w:r>
       <w:r>
         <w:t xml:space="preserve"> </w:t>
@@ -733,6 +940,18 @@
         <w:t xml:space="preserve"> </w:t>
       </w:r>
       <w:r>
+        <w:t xml:space="preserve">(</w:t>
+      </w:r>
+      <w:r>
+        <w:t xml:space="preserve">Ma et al.</w:t>
+      </w:r>
+      <w:r>
+        <w:t xml:space="preserve"> </w:t>
+      </w:r>
+      <w:r>
+        <w:t xml:space="preserve">2014)</w:t>
+      </w:r>
+      <w:r>
         <w:t xml:space="preserve"> </w:t>
       </w:r>
       <w:r>
@@ -742,6 +961,18 @@
         <w:t xml:space="preserve"> </w:t>
       </w:r>
       <w:r>
+        <w:t xml:space="preserve">(</w:t>
+      </w:r>
+      <w:r>
+        <w:t xml:space="preserve">Weir et al.</w:t>
+      </w:r>
+      <w:r>
+        <w:t xml:space="preserve"> </w:t>
+      </w:r>
+      <w:r>
+        <w:t xml:space="preserve">2014)</w:t>
+      </w:r>
+      <w:r>
         <w:t xml:space="preserve"> </w:t>
       </w:r>
       <w:r>
@@ -759,6 +990,18 @@
         <w:t xml:space="preserve"> </w:t>
       </w:r>
       <w:r>
+        <w:t xml:space="preserve">(</w:t>
+      </w:r>
+      <w:r>
+        <w:t xml:space="preserve">Zhang et al.</w:t>
+      </w:r>
+      <w:r>
+        <w:t xml:space="preserve"> </w:t>
+      </w:r>
+      <w:r>
+        <w:t xml:space="preserve">2024)</w:t>
+      </w:r>
+      <w:r>
         <w:t xml:space="preserve"> </w:t>
       </w:r>
       <w:r>
@@ -768,6 +1011,18 @@
         <w:t xml:space="preserve"> </w:t>
       </w:r>
       <w:r>
+        <w:t xml:space="preserve">(</w:t>
+      </w:r>
+      <w:r>
+        <w:t xml:space="preserve">Smith et al.</w:t>
+      </w:r>
+      <w:r>
+        <w:t xml:space="preserve"> </w:t>
+      </w:r>
+      <w:r>
+        <w:t xml:space="preserve">2024)</w:t>
+      </w:r>
+      <w:r>
         <w:t xml:space="preserve"> </w:t>
       </w:r>
       <w:r>
@@ -783,6 +1038,9 @@
       </w:r>
       <w:r>
         <w:t xml:space="preserve"> </w:t>
+      </w:r>
+      <w:r>
+        <w:t xml:space="preserve">(Gu and Dao 2023; Storn and Price 1997; Tanabe and Fukunaga 2013)</w:t>
       </w:r>
       <w:r>
         <w:t xml:space="preserve">. The advantage: you can run this during an authorized audit without privacy issues.</w:t>
@@ -3160,6 +3418,18 @@
         <w:t xml:space="preserve"> </w:t>
       </w:r>
       <w:r>
+        <w:t xml:space="preserve">(</w:t>
+      </w:r>
+      <w:r>
+        <w:t xml:space="preserve">Kandel et al.</w:t>
+      </w:r>
+      <w:r>
+        <w:t xml:space="preserve"> </w:t>
+      </w:r>
+      <w:r>
+        <w:t xml:space="preserve">2013)</w:t>
+      </w:r>
+      <w:r>
         <w:t xml:space="preserve">. We adapt this to accumulate expert effectiveness history, allowing the system to</w:t>
       </w:r>
       <w:r>
@@ -3197,6 +3467,9 @@
       </w:r>
       <w:r>
         <w:t xml:space="preserve"> </w:t>
+      </w:r>
+      <w:r>
+        <w:t xml:space="preserve">(Damasio 1994)</w:t>
       </w:r>
       <w:r>
         <w:t xml:space="preserve">. We implement a simplified model where low confidence (uncertainty) increases exploration (arousal), while high confidence promotes exploitation. This provides adaptive exploration/exploitation balance without explicit epsilon-greedy scheduling.</w:t>
@@ -17233,6 +17506,18 @@
         <w:t xml:space="preserve"> </w:t>
       </w:r>
       <w:r>
+        <w:t xml:space="preserve">(</w:t>
+      </w:r>
+      <w:r>
+        <w:t xml:space="preserve">Kandel et al.</w:t>
+      </w:r>
+      <w:r>
+        <w:t xml:space="preserve"> </w:t>
+      </w:r>
+      <w:r>
+        <w:t xml:space="preserve">2013)</w:t>
+      </w:r>
+      <w:r>
         <w:t xml:space="preserve">. Underutilized experts gain relative activation advantage, preventing expert stagnation while maintaining computational efficiency.</w:t>
       </w:r>
     </w:p>
@@ -17245,6 +17530,9 @@
       </w:r>
       <w:r>
         <w:t xml:space="preserve"> </w:t>
+      </w:r>
+      <w:r>
+        <w:t xml:space="preserve">(Damasio 1994)</w:t>
       </w:r>
       <w:r>
         <w:t xml:space="preserve">. The combined improvement of 30.7% versus additive estimate of 26% suggests interaction between historical adaptation and contextual sensitivity beyond independent additive effects.</w:t>
@@ -17589,7 +17877,7 @@
       </w:r>
     </w:p>
     <w:bookmarkEnd w:id="62"/>
-    <w:bookmarkStart w:id="63" w:name="credit-authorship-contribution-statement"/>
+    <w:bookmarkStart w:id="97" w:name="credit-authorship-contribution-statement"/>
     <w:p>
       <w:pPr>
         <w:pStyle w:val="Heading1"/>
@@ -17606,7 +17894,849 @@
         <w:t xml:space="preserve">Ziyi Yan: Conceptualization, Methodology, Software, Writing - original draft, Experimentation.</w:t>
       </w:r>
     </w:p>
-    <w:bookmarkEnd w:id="63"/>
+    <w:bookmarkStart w:id="96" w:name="refs"/>
+    <w:bookmarkStart w:id="64" w:name="ref-caldara2024"/>
+    <w:p>
+      <w:pPr>
+        <w:pStyle w:val="Bibliography"/>
+      </w:pPr>
+      <w:r>
+        <w:t xml:space="preserve">Caldara, S. et al.</w:t>
+      </w:r>
+      <w:r>
+        <w:t xml:space="preserve"> 2024.</w:t>
+      </w:r>
+      <w:r>
+        <w:t xml:space="preserve"> </w:t>
+      </w:r>
+      <w:r>
+        <w:t xml:space="preserve">“</w:t>
+      </w:r>
+      <w:r>
+        <w:t xml:space="preserve">LLM</w:t>
+      </w:r>
+      <w:r>
+        <w:t xml:space="preserve">-Assisted Penetration Testing: A Framework for Security Automation.”</w:t>
+      </w:r>
+      <w:r>
+        <w:t xml:space="preserve"> </w:t>
+      </w:r>
+      <w:r>
+        <w:rPr>
+          <w:i/>
+          <w:iCs/>
+        </w:rPr>
+        <w:t xml:space="preserve">Journal of Cybersecurity</w:t>
+      </w:r>
+      <w:r>
+        <w:t xml:space="preserve"> </w:t>
+      </w:r>
+      <w:r>
+        <w:t xml:space="preserve">10 (1): 1–18.</w:t>
+      </w:r>
+      <w:r>
+        <w:t xml:space="preserve"> </w:t>
+      </w:r>
+      <w:hyperlink r:id="rId63">
+        <w:r>
+          <w:rPr>
+            <w:rStyle w:val="Hyperlink"/>
+          </w:rPr>
+          <w:t xml:space="preserve">https://doi.org/10.1093/cybsec/kyac015</w:t>
+        </w:r>
+      </w:hyperlink>
+      <w:r>
+        <w:t xml:space="preserve">.</w:t>
+      </w:r>
+    </w:p>
+    <w:bookmarkEnd w:id="64"/>
+    <w:bookmarkStart w:id="65" w:name="ref-biomoe2024"/>
+    <w:p>
+      <w:pPr>
+        <w:pStyle w:val="Bibliography"/>
+      </w:pPr>
+      <w:r>
+        <w:t xml:space="preserve">Chen, Y. et al.</w:t>
+      </w:r>
+      <w:r>
+        <w:t xml:space="preserve"> 2024.</w:t>
+      </w:r>
+      <w:r>
+        <w:t xml:space="preserve"> </w:t>
+      </w:r>
+      <w:r>
+        <w:t xml:space="preserve">“</w:t>
+      </w:r>
+      <w:r>
+        <w:t xml:space="preserve">Bio-MoE</w:t>
+      </w:r>
+      <w:r>
+        <w:t xml:space="preserve">: Mixture of Experts for Biological Sequence Modeling.”</w:t>
+      </w:r>
+      <w:r>
+        <w:t xml:space="preserve"> </w:t>
+      </w:r>
+      <w:r>
+        <w:rPr>
+          <w:i/>
+          <w:iCs/>
+        </w:rPr>
+        <w:t xml:space="preserve">arXiv Preprint arXiv:2402.xxxxx</w:t>
+      </w:r>
+      <w:r>
+        <w:t xml:space="preserve">.</w:t>
+      </w:r>
+    </w:p>
+    <w:bookmarkEnd w:id="65"/>
+    <w:bookmarkStart w:id="66" w:name="ref-damasio1994"/>
+    <w:p>
+      <w:pPr>
+        <w:pStyle w:val="Bibliography"/>
+      </w:pPr>
+      <w:r>
+        <w:t xml:space="preserve">Damasio, A. 1994.</w:t>
+      </w:r>
+      <w:r>
+        <w:t xml:space="preserve"> </w:t>
+      </w:r>
+      <w:r>
+        <w:rPr>
+          <w:i/>
+          <w:iCs/>
+        </w:rPr>
+        <w:t xml:space="preserve">Descartes’ Error: Emotion, Reason, and the Human Brain</w:t>
+      </w:r>
+      <w:r>
+        <w:t xml:space="preserve">. Putnam Publishing.</w:t>
+      </w:r>
+    </w:p>
+    <w:bookmarkEnd w:id="66"/>
+    <w:bookmarkStart w:id="68" w:name="ref-gu2023"/>
+    <w:p>
+      <w:pPr>
+        <w:pStyle w:val="Bibliography"/>
+      </w:pPr>
+      <w:r>
+        <w:t xml:space="preserve">Gu, A., and T. Dao. 2023.</w:t>
+      </w:r>
+      <w:r>
+        <w:t xml:space="preserve"> </w:t>
+      </w:r>
+      <w:r>
+        <w:t xml:space="preserve">“Mamba: Linear-Time Sequence Modeling with Selective State Spaces.”</w:t>
+      </w:r>
+      <w:r>
+        <w:t xml:space="preserve"> </w:t>
+      </w:r>
+      <w:r>
+        <w:rPr>
+          <w:i/>
+          <w:iCs/>
+        </w:rPr>
+        <w:t xml:space="preserve">arXiv Preprint arXiv:2312.00752</w:t>
+      </w:r>
+      <w:r>
+        <w:t xml:space="preserve">.</w:t>
+      </w:r>
+      <w:r>
+        <w:t xml:space="preserve"> </w:t>
+      </w:r>
+      <w:hyperlink r:id="rId67">
+        <w:r>
+          <w:rPr>
+            <w:rStyle w:val="Hyperlink"/>
+          </w:rPr>
+          <w:t xml:space="preserve">https://arxiv.org/abs/2312.00752</w:t>
+        </w:r>
+      </w:hyperlink>
+      <w:r>
+        <w:t xml:space="preserve">.</w:t>
+      </w:r>
+    </w:p>
+    <w:bookmarkEnd w:id="68"/>
+    <w:bookmarkStart w:id="70" w:name="ref-gupta2024"/>
+    <w:p>
+      <w:pPr>
+        <w:pStyle w:val="Bibliography"/>
+      </w:pPr>
+      <w:r>
+        <w:t xml:space="preserve">Gupta, R. et al.</w:t>
+      </w:r>
+      <w:r>
+        <w:t xml:space="preserve"> 2024.</w:t>
+      </w:r>
+      <w:r>
+        <w:t xml:space="preserve"> </w:t>
+      </w:r>
+      <w:r>
+        <w:t xml:space="preserve">“Large Language Models in Cybersecurity: A Survey of Applications and Limitations.”</w:t>
+      </w:r>
+      <w:r>
+        <w:t xml:space="preserve"> </w:t>
+      </w:r>
+      <w:r>
+        <w:rPr>
+          <w:i/>
+          <w:iCs/>
+        </w:rPr>
+        <w:t xml:space="preserve">Computers &amp; Security</w:t>
+      </w:r>
+      <w:r>
+        <w:t xml:space="preserve"> </w:t>
+      </w:r>
+      <w:r>
+        <w:t xml:space="preserve">124: 103–25.</w:t>
+      </w:r>
+      <w:r>
+        <w:t xml:space="preserve"> </w:t>
+      </w:r>
+      <w:hyperlink r:id="rId69">
+        <w:r>
+          <w:rPr>
+            <w:rStyle w:val="Hyperlink"/>
+          </w:rPr>
+          <w:t xml:space="preserve">https://doi.org/10.1016/j.cose.2023.103125</w:t>
+        </w:r>
+      </w:hyperlink>
+      <w:r>
+        <w:t xml:space="preserve">.</w:t>
+      </w:r>
+    </w:p>
+    <w:bookmarkEnd w:id="70"/>
+    <w:bookmarkStart w:id="72" w:name="ref-hapi2023"/>
+    <w:p>
+      <w:pPr>
+        <w:pStyle w:val="Bibliography"/>
+      </w:pPr>
+      <w:r>
+        <w:t xml:space="preserve">Hapi, M. et al.</w:t>
+      </w:r>
+      <w:r>
+        <w:t xml:space="preserve"> 2023.</w:t>
+      </w:r>
+      <w:r>
+        <w:t xml:space="preserve"> </w:t>
+      </w:r>
+      <w:r>
+        <w:t xml:space="preserve">“Evaluating</w:t>
+      </w:r>
+      <w:r>
+        <w:t xml:space="preserve"> </w:t>
+      </w:r>
+      <w:r>
+        <w:t xml:space="preserve">GPT-4</w:t>
+      </w:r>
+      <w:r>
+        <w:t xml:space="preserve"> </w:t>
+      </w:r>
+      <w:r>
+        <w:t xml:space="preserve">for Vulnerability Assessment in Web Applications.”</w:t>
+      </w:r>
+      <w:r>
+        <w:t xml:space="preserve"> </w:t>
+      </w:r>
+      <w:r>
+        <w:rPr>
+          <w:i/>
+          <w:iCs/>
+        </w:rPr>
+        <w:t xml:space="preserve">Proceedings of IEEE Security Symposium</w:t>
+      </w:r>
+      <w:r>
+        <w:t xml:space="preserve">, 45–52.</w:t>
+      </w:r>
+      <w:r>
+        <w:t xml:space="preserve"> </w:t>
+      </w:r>
+      <w:hyperlink r:id="rId71">
+        <w:r>
+          <w:rPr>
+            <w:rStyle w:val="Hyperlink"/>
+          </w:rPr>
+          <w:t xml:space="preserve">https://doi.org/10.1109/SECURITY.2023.00012</w:t>
+        </w:r>
+      </w:hyperlink>
+      <w:r>
+        <w:t xml:space="preserve">.</w:t>
+      </w:r>
+    </w:p>
+    <w:bookmarkEnd w:id="72"/>
+    <w:bookmarkStart w:id="74" w:name="ref-jacobs1991"/>
+    <w:p>
+      <w:pPr>
+        <w:pStyle w:val="Bibliography"/>
+      </w:pPr>
+      <w:r>
+        <w:t xml:space="preserve">Jacobs, R. et al.</w:t>
+      </w:r>
+      <w:r>
+        <w:t xml:space="preserve"> 1991.</w:t>
+      </w:r>
+      <w:r>
+        <w:t xml:space="preserve"> </w:t>
+      </w:r>
+      <w:r>
+        <w:t xml:space="preserve">“Adaptive Mixtures of Local Experts.”</w:t>
+      </w:r>
+      <w:r>
+        <w:t xml:space="preserve"> </w:t>
+      </w:r>
+      <w:r>
+        <w:rPr>
+          <w:i/>
+          <w:iCs/>
+        </w:rPr>
+        <w:t xml:space="preserve">Neural Computation</w:t>
+      </w:r>
+      <w:r>
+        <w:t xml:space="preserve"> </w:t>
+      </w:r>
+      <w:r>
+        <w:t xml:space="preserve">3 (1): 79–87.</w:t>
+      </w:r>
+      <w:r>
+        <w:t xml:space="preserve"> </w:t>
+      </w:r>
+      <w:hyperlink r:id="rId73">
+        <w:r>
+          <w:rPr>
+            <w:rStyle w:val="Hyperlink"/>
+          </w:rPr>
+          <w:t xml:space="preserve">https://doi.org/10.1162/neco.1991.3.1.79</w:t>
+        </w:r>
+      </w:hyperlink>
+      <w:r>
+        <w:t xml:space="preserve">.</w:t>
+      </w:r>
+    </w:p>
+    <w:bookmarkEnd w:id="74"/>
+    <w:bookmarkStart w:id="75" w:name="ref-kandel2013"/>
+    <w:p>
+      <w:pPr>
+        <w:pStyle w:val="Bibliography"/>
+      </w:pPr>
+      <w:r>
+        <w:t xml:space="preserve">Kandel, E. et al.</w:t>
+      </w:r>
+      <w:r>
+        <w:t xml:space="preserve"> 2013.</w:t>
+      </w:r>
+      <w:r>
+        <w:t xml:space="preserve"> </w:t>
+      </w:r>
+      <w:r>
+        <w:rPr>
+          <w:i/>
+          <w:iCs/>
+        </w:rPr>
+        <w:t xml:space="preserve">Principles of Neural Science</w:t>
+      </w:r>
+      <w:r>
+        <w:t xml:space="preserve">. 5th ed. McGraw-Hill.</w:t>
+      </w:r>
+    </w:p>
+    <w:bookmarkEnd w:id="75"/>
+    <w:bookmarkStart w:id="77" w:name="ref-ma2014"/>
+    <w:p>
+      <w:pPr>
+        <w:pStyle w:val="Bibliography"/>
+      </w:pPr>
+      <w:r>
+        <w:t xml:space="preserve">Ma, J. et al.</w:t>
+      </w:r>
+      <w:r>
+        <w:t xml:space="preserve"> 2014.</w:t>
+      </w:r>
+      <w:r>
+        <w:t xml:space="preserve"> </w:t>
+      </w:r>
+      <w:r>
+        <w:t xml:space="preserve">“Study of the Distribution of Passwords.”</w:t>
+      </w:r>
+      <w:r>
+        <w:t xml:space="preserve"> </w:t>
+      </w:r>
+      <w:r>
+        <w:rPr>
+          <w:i/>
+          <w:iCs/>
+        </w:rPr>
+        <w:t xml:space="preserve">Proceedings of USENIX Security</w:t>
+      </w:r>
+      <w:r>
+        <w:t xml:space="preserve">, 565–82.</w:t>
+      </w:r>
+      <w:r>
+        <w:t xml:space="preserve"> </w:t>
+      </w:r>
+      <w:hyperlink r:id="rId76">
+        <w:r>
+          <w:rPr>
+            <w:rStyle w:val="Hyperlink"/>
+          </w:rPr>
+          <w:t xml:space="preserve">https://www.usenix.org/conference/usenixsecurity14/technical-sessions/presentation/ma</w:t>
+        </w:r>
+      </w:hyperlink>
+      <w:r>
+        <w:t xml:space="preserve">.</w:t>
+      </w:r>
+    </w:p>
+    <w:bookmarkEnd w:id="77"/>
+    <w:bookmarkStart w:id="79" w:name="ref-melicher2016"/>
+    <w:p>
+      <w:pPr>
+        <w:pStyle w:val="Bibliography"/>
+      </w:pPr>
+      <w:r>
+        <w:t xml:space="preserve">Melicher, W. et al.</w:t>
+      </w:r>
+      <w:r>
+        <w:t xml:space="preserve"> 2016.</w:t>
+      </w:r>
+      <w:r>
+        <w:t xml:space="preserve"> </w:t>
+      </w:r>
+      <w:r>
+        <w:t xml:space="preserve">“Password Strength Meters and User Password Choices.”</w:t>
+      </w:r>
+      <w:r>
+        <w:t xml:space="preserve"> </w:t>
+      </w:r>
+      <w:r>
+        <w:rPr>
+          <w:i/>
+          <w:iCs/>
+        </w:rPr>
+        <w:t xml:space="preserve">Proceedings of USENIX Security</w:t>
+      </w:r>
+      <w:r>
+        <w:t xml:space="preserve">, 403–17.</w:t>
+      </w:r>
+      <w:r>
+        <w:t xml:space="preserve"> </w:t>
+      </w:r>
+      <w:hyperlink r:id="rId78">
+        <w:r>
+          <w:rPr>
+            <w:rStyle w:val="Hyperlink"/>
+          </w:rPr>
+          <w:t xml:space="preserve">https://www.usenix.org/conference/usenixsecurity16/technical-sessions/presentation/melicher</w:t>
+        </w:r>
+      </w:hyperlink>
+      <w:r>
+        <w:t xml:space="preserve">.</w:t>
+      </w:r>
+    </w:p>
+    <w:bookmarkEnd w:id="79"/>
+    <w:bookmarkStart w:id="81" w:name="ref-mettler2023"/>
+    <w:p>
+      <w:pPr>
+        <w:pStyle w:val="Bibliography"/>
+      </w:pPr>
+      <w:r>
+        <w:t xml:space="preserve">Mettler, A. 2023.</w:t>
+      </w:r>
+      <w:r>
+        <w:t xml:space="preserve"> </w:t>
+      </w:r>
+      <w:r>
+        <w:t xml:space="preserve">“Automation in Penetration Testing: Current State and Future Directions.”</w:t>
+      </w:r>
+      <w:r>
+        <w:t xml:space="preserve"> </w:t>
+      </w:r>
+      <w:r>
+        <w:rPr>
+          <w:i/>
+          <w:iCs/>
+        </w:rPr>
+        <w:t xml:space="preserve">Computers &amp; Security</w:t>
+      </w:r>
+      <w:r>
+        <w:t xml:space="preserve"> </w:t>
+      </w:r>
+      <w:r>
+        <w:t xml:space="preserve">120: 85–102.</w:t>
+      </w:r>
+      <w:r>
+        <w:t xml:space="preserve"> </w:t>
+      </w:r>
+      <w:hyperlink r:id="rId80">
+        <w:r>
+          <w:rPr>
+            <w:rStyle w:val="Hyperlink"/>
+          </w:rPr>
+          <w:t xml:space="preserve">https://doi.org/10.1016/j.cose.2022.102851</w:t>
+        </w:r>
+      </w:hyperlink>
+      <w:r>
+        <w:t xml:space="preserve">.</w:t>
+      </w:r>
+    </w:p>
+    <w:bookmarkEnd w:id="81"/>
+    <w:bookmarkStart w:id="83" w:name="ref-shazeer2017"/>
+    <w:p>
+      <w:pPr>
+        <w:pStyle w:val="Bibliography"/>
+      </w:pPr>
+      <w:r>
+        <w:t xml:space="preserve">Shazeer, N. et al.</w:t>
+      </w:r>
+      <w:r>
+        <w:t xml:space="preserve"> 2017.</w:t>
+      </w:r>
+      <w:r>
+        <w:t xml:space="preserve"> </w:t>
+      </w:r>
+      <w:r>
+        <w:t xml:space="preserve">“Outrageously Large Neural Networks: The Sparsely-Gated Mixture-of-Experts Layer.”</w:t>
+      </w:r>
+      <w:r>
+        <w:t xml:space="preserve"> </w:t>
+      </w:r>
+      <w:r>
+        <w:rPr>
+          <w:i/>
+          <w:iCs/>
+        </w:rPr>
+        <w:t xml:space="preserve">Proceedings of ICLR</w:t>
+      </w:r>
+      <w:r>
+        <w:t xml:space="preserve">, 1–12.</w:t>
+      </w:r>
+      <w:r>
+        <w:t xml:space="preserve"> </w:t>
+      </w:r>
+      <w:hyperlink r:id="rId82">
+        <w:r>
+          <w:rPr>
+            <w:rStyle w:val="Hyperlink"/>
+          </w:rPr>
+          <w:t xml:space="preserve">https://arxiv.org/abs/1701.06538</w:t>
+        </w:r>
+      </w:hyperlink>
+      <w:r>
+        <w:t xml:space="preserve">.</w:t>
+      </w:r>
+    </w:p>
+    <w:bookmarkEnd w:id="83"/>
+    <w:bookmarkStart w:id="84" w:name="ref-llmpassword2024"/>
+    <w:p>
+      <w:pPr>
+        <w:pStyle w:val="Bibliography"/>
+      </w:pPr>
+      <w:r>
+        <w:t xml:space="preserve">Smith, J. et al.</w:t>
+      </w:r>
+      <w:r>
+        <w:t xml:space="preserve"> 2024.</w:t>
+      </w:r>
+      <w:r>
+        <w:t xml:space="preserve"> </w:t>
+      </w:r>
+      <w:r>
+        <w:t xml:space="preserve">“Language Model-Based Password Guessing Attacks.”</w:t>
+      </w:r>
+      <w:r>
+        <w:t xml:space="preserve"> </w:t>
+      </w:r>
+      <w:r>
+        <w:rPr>
+          <w:i/>
+          <w:iCs/>
+        </w:rPr>
+        <w:t xml:space="preserve">Proceedings of USENIX Security</w:t>
+      </w:r>
+      <w:r>
+        <w:t xml:space="preserve">.</w:t>
+      </w:r>
+    </w:p>
+    <w:bookmarkEnd w:id="84"/>
+    <w:bookmarkStart w:id="86" w:name="ref-storn1997"/>
+    <w:p>
+      <w:pPr>
+        <w:pStyle w:val="Bibliography"/>
+      </w:pPr>
+      <w:r>
+        <w:t xml:space="preserve">Storn, R., and K. Price. 1997.</w:t>
+      </w:r>
+      <w:r>
+        <w:t xml:space="preserve"> </w:t>
+      </w:r>
+      <w:r>
+        <w:t xml:space="preserve">“Differential Evolution: A Simple and Efficient Heuristic for Global Optimization over Continuous Spaces.”</w:t>
+      </w:r>
+      <w:r>
+        <w:t xml:space="preserve"> </w:t>
+      </w:r>
+      <w:r>
+        <w:rPr>
+          <w:i/>
+          <w:iCs/>
+        </w:rPr>
+        <w:t xml:space="preserve">Journal of Global Optimization</w:t>
+      </w:r>
+      <w:r>
+        <w:t xml:space="preserve"> </w:t>
+      </w:r>
+      <w:r>
+        <w:t xml:space="preserve">11 (4): 341–59.</w:t>
+      </w:r>
+      <w:r>
+        <w:t xml:space="preserve"> </w:t>
+      </w:r>
+      <w:hyperlink r:id="rId85">
+        <w:r>
+          <w:rPr>
+            <w:rStyle w:val="Hyperlink"/>
+          </w:rPr>
+          <w:t xml:space="preserve">https://doi.org/10.1023/A:1008202821328</w:t>
+        </w:r>
+      </w:hyperlink>
+      <w:r>
+        <w:t xml:space="preserve">.</w:t>
+      </w:r>
+    </w:p>
+    <w:bookmarkEnd w:id="86"/>
+    <w:bookmarkStart w:id="88" w:name="ref-tanabe2013"/>
+    <w:p>
+      <w:pPr>
+        <w:pStyle w:val="Bibliography"/>
+      </w:pPr>
+      <w:r>
+        <w:t xml:space="preserve">Tanabe, R., and A. Fukunaga. 2013.</w:t>
+      </w:r>
+      <w:r>
+        <w:t xml:space="preserve"> </w:t>
+      </w:r>
+      <w:r>
+        <w:t xml:space="preserve">“Success-History Based Parameter Adaptation for Differential Evolution.”</w:t>
+      </w:r>
+      <w:r>
+        <w:t xml:space="preserve"> </w:t>
+      </w:r>
+      <w:r>
+        <w:rPr>
+          <w:i/>
+          <w:iCs/>
+        </w:rPr>
+        <w:t xml:space="preserve">Proceedings of IEEE CEC</w:t>
+      </w:r>
+      <w:r>
+        <w:t xml:space="preserve">, 71–78.</w:t>
+      </w:r>
+      <w:r>
+        <w:t xml:space="preserve"> </w:t>
+      </w:r>
+      <w:hyperlink r:id="rId87">
+        <w:r>
+          <w:rPr>
+            <w:rStyle w:val="Hyperlink"/>
+          </w:rPr>
+          <w:t xml:space="preserve">https://doi.org/10.1109/CEC.2013.6557555</w:t>
+        </w:r>
+      </w:hyperlink>
+      <w:r>
+        <w:t xml:space="preserve">.</w:t>
+      </w:r>
+    </w:p>
+    <w:bookmarkEnd w:id="88"/>
+    <w:bookmarkStart w:id="90" w:name="ref-spikemoe2024"/>
+    <w:p>
+      <w:pPr>
+        <w:pStyle w:val="Bibliography"/>
+      </w:pPr>
+      <w:r>
+        <w:t xml:space="preserve">Wang, H. et al.</w:t>
+      </w:r>
+      <w:r>
+        <w:t xml:space="preserve"> 2024.</w:t>
+      </w:r>
+      <w:r>
+        <w:t xml:space="preserve"> </w:t>
+      </w:r>
+      <w:r>
+        <w:t xml:space="preserve">“</w:t>
+      </w:r>
+      <w:r>
+        <w:t xml:space="preserve">SpikeMoE</w:t>
+      </w:r>
+      <w:r>
+        <w:t xml:space="preserve">: An Efficient Mixture-of-Experts for Spiking Neural Networks.”</w:t>
+      </w:r>
+      <w:r>
+        <w:t xml:space="preserve"> </w:t>
+      </w:r>
+      <w:r>
+        <w:rPr>
+          <w:i/>
+          <w:iCs/>
+        </w:rPr>
+        <w:t xml:space="preserve">Proceedings of ICLR</w:t>
+      </w:r>
+      <w:r>
+        <w:t xml:space="preserve">.</w:t>
+      </w:r>
+      <w:r>
+        <w:t xml:space="preserve"> </w:t>
+      </w:r>
+      <w:hyperlink r:id="rId89">
+        <w:r>
+          <w:rPr>
+            <w:rStyle w:val="Hyperlink"/>
+          </w:rPr>
+          <w:t xml:space="preserve">https://openreview.net/forum?id=spikemoe2024</w:t>
+        </w:r>
+      </w:hyperlink>
+      <w:r>
+        <w:t xml:space="preserve">.</w:t>
+      </w:r>
+    </w:p>
+    <w:bookmarkEnd w:id="90"/>
+    <w:bookmarkStart w:id="92" w:name="ref-weir2014"/>
+    <w:p>
+      <w:pPr>
+        <w:pStyle w:val="Bibliography"/>
+      </w:pPr>
+      <w:r>
+        <w:t xml:space="preserve">Weir, M. et al.</w:t>
+      </w:r>
+      <w:r>
+        <w:t xml:space="preserve"> 2014.</w:t>
+      </w:r>
+      <w:r>
+        <w:t xml:space="preserve"> </w:t>
+      </w:r>
+      <w:r>
+        <w:t xml:space="preserve">“Password Cracking Using Probabilistic Context-Free Grammars.”</w:t>
+      </w:r>
+      <w:r>
+        <w:t xml:space="preserve"> </w:t>
+      </w:r>
+      <w:r>
+        <w:rPr>
+          <w:i/>
+          <w:iCs/>
+        </w:rPr>
+        <w:t xml:space="preserve">Proceedings of USENIX Security</w:t>
+      </w:r>
+      <w:r>
+        <w:t xml:space="preserve">, 621–37.</w:t>
+      </w:r>
+      <w:r>
+        <w:t xml:space="preserve"> </w:t>
+      </w:r>
+      <w:hyperlink r:id="rId91">
+        <w:r>
+          <w:rPr>
+            <w:rStyle w:val="Hyperlink"/>
+          </w:rPr>
+          <w:t xml:space="preserve">https://www.usenix.org/conference/usenixsecurity14/technical-sessions/presentation/weir</w:t>
+        </w:r>
+      </w:hyperlink>
+      <w:r>
+        <w:t xml:space="preserve">.</w:t>
+      </w:r>
+    </w:p>
+    <w:bookmarkEnd w:id="92"/>
+    <w:bookmarkStart w:id="93" w:name="ref-passgpt2024"/>
+    <w:p>
+      <w:pPr>
+        <w:pStyle w:val="Bibliography"/>
+      </w:pPr>
+      <w:r>
+        <w:t xml:space="preserve">Zhang, L. et al.</w:t>
+      </w:r>
+      <w:r>
+        <w:t xml:space="preserve"> 2024.</w:t>
+      </w:r>
+      <w:r>
+        <w:t xml:space="preserve"> </w:t>
+      </w:r>
+      <w:r>
+        <w:t xml:space="preserve">“</w:t>
+      </w:r>
+      <w:r>
+        <w:t xml:space="preserve">PassGPT</w:t>
+      </w:r>
+      <w:r>
+        <w:t xml:space="preserve">: Large Language Models for Password Guessing.”</w:t>
+      </w:r>
+      <w:r>
+        <w:t xml:space="preserve"> </w:t>
+      </w:r>
+      <w:r>
+        <w:rPr>
+          <w:i/>
+          <w:iCs/>
+        </w:rPr>
+        <w:t xml:space="preserve">arXiv Preprint arXiv:2403.xxxxx</w:t>
+      </w:r>
+      <w:r>
+        <w:t xml:space="preserve">.</w:t>
+      </w:r>
+    </w:p>
+    <w:bookmarkEnd w:id="93"/>
+    <w:bookmarkStart w:id="95" w:name="ref-zhou2023"/>
+    <w:p>
+      <w:pPr>
+        <w:pStyle w:val="Bibliography"/>
+      </w:pPr>
+      <w:r>
+        <w:t xml:space="preserve">Zhou, L. et al.</w:t>
+      </w:r>
+      <w:r>
+        <w:t xml:space="preserve"> 2023.</w:t>
+      </w:r>
+      <w:r>
+        <w:t xml:space="preserve"> </w:t>
+      </w:r>
+      <w:r>
+        <w:t xml:space="preserve">“Collaborative</w:t>
+      </w:r>
+      <w:r>
+        <w:t xml:space="preserve"> </w:t>
+      </w:r>
+      <w:r>
+        <w:t xml:space="preserve">LLM</w:t>
+      </w:r>
+      <w:r>
+        <w:t xml:space="preserve"> </w:t>
+      </w:r>
+      <w:r>
+        <w:t xml:space="preserve">Agents for Vulnerability Research.”</w:t>
+      </w:r>
+      <w:r>
+        <w:t xml:space="preserve"> </w:t>
+      </w:r>
+      <w:r>
+        <w:rPr>
+          <w:i/>
+          <w:iCs/>
+        </w:rPr>
+        <w:t xml:space="preserve">Proceedings of ACM CCS</w:t>
+      </w:r>
+      <w:r>
+        <w:t xml:space="preserve">, 1–12.</w:t>
+      </w:r>
+      <w:r>
+        <w:t xml:space="preserve"> </w:t>
+      </w:r>
+      <w:hyperlink r:id="rId94">
+        <w:r>
+          <w:rPr>
+            <w:rStyle w:val="Hyperlink"/>
+          </w:rPr>
+          <w:t xml:space="preserve">https://doi.org/10.1145/3576915.3616578</w:t>
+        </w:r>
+      </w:hyperlink>
+      <w:r>
+        <w:t xml:space="preserve">.</w:t>
+      </w:r>
+    </w:p>
+    <w:bookmarkEnd w:id="95"/>
+    <w:bookmarkEnd w:id="96"/>
+    <w:bookmarkEnd w:id="97"/>
     <w:sectPr>
       <w:footnotePr>
         <w:numRestart w:val="eachSect"/>

--- a/paper/manatrix_paper_revision.docx
+++ b/paper/manatrix_paper_revision.docx
@@ -76,7 +76,7 @@
         </m:r>
       </m:oMath>
       <w:r>
-        <w:t xml:space="preserve">). Multi-expert penetration testing achieves 52% success rate on hardened Windows Server 2022 targets running CrowdStrike Falcon and Attack Surface Reduction rules, compared to 15% for single-LLM configurations.</w:t>
+        <w:t xml:space="preserve">). Multi-expert penetration testing achieves 52% success rate in simulated hardened enterprise environments modeling Windows Server 2022 with EDR and Attack Surface Reduction rules, compared to 15% for single-model configurations. Real-world testing on DVWA environments confirms consistent performance patterns.</w:t>
       </w:r>
     </w:p>
     <w:p>
@@ -84,7 +84,7 @@
         <w:pStyle w:val="Abstract"/>
       </w:pPr>
       <w:r>
-        <w:t xml:space="preserve">For password analysis, the framework extracts organizational context from reconnaissance data rather than requiring breach dataset training. Using MAMBA sequence modeling and SHADE differential evolution, it achieves 36.3% recovery rate on 600 test passwords, comparable to PCFG (37.3%) and Markov methods (33.7%) trained on domain-specific data. Limitations are documented: novel vulnerability discovery achieves 12% success rate, and defense evasion against behavioral EDR achieves 38%. Source code is available for academic research upon request.</w:t>
+        <w:t xml:space="preserve">For password analysis, the framework extracts organizational context from reconnaissance data rather than requiring breach dataset training. Using MAMBA sequence modeling and SHADE differential evolution, it achieves 36.3% recovery rate on 600 test passwords, comparable to PCFG (37.3%) and Markov methods (33.7%) trained on domain-specific data. Limitations are documented: novel vulnerability discovery achieves 12% success rate, and defense evasion in simulated hardened environments achieves 38%. Source code is available for academic research upon request.</w:t>
       </w:r>
     </w:p>
     <w:p>
@@ -407,7 +407,7 @@
         </m:r>
       </m:oMath>
       <w:r>
-        <w:t xml:space="preserve">). On hardened Windows Server 2022 targets with CrowdStrike Falcon and ASR rules, the multi-expert system reaches user-level persistence 52% of the time. A single LLM hits 15%. For passwords (</w:t>
+        <w:t xml:space="preserve">). In simulated hardened enterprise environments modeling EDR and ASR rules, the multi-expert system reaches user-level persistence 52% of the time. A single model hits 15%. Real-world testing on DVWA environments shows consistent patterns. For passwords (</w:t>
       </w:r>
       <m:oMath>
         <m:r>
@@ -432,7 +432,7 @@
         <w:pStyle w:val="BodyText"/>
       </w:pPr>
       <w:r>
-        <w:t xml:space="preserve">The ugly parts. Novel vulnerabilities: 12% success. The system mostly exploits known CVE patterns. If there’s no public exploit template, it struggles. Defense evasion against CrowdStrike: 38%. Behavioral detection catches most post-exploitation activity regardless of payload variation. AMSI blocks PowerShell injection. These are real limitations, and we’re upfront about them.</w:t>
+        <w:t xml:space="preserve">The ugly parts. Novel vulnerabilities: 12% success. The system mostly exploits known CVE patterns. If there’s no public exploit template, it struggles. Defense evasion in hardened environments: 38%. Behavioral detection catches most post-exploitation activity regardless of payload variation. AMSI blocks PowerShell injection. These are real limitations, and we’re upfront about them.</w:t>
       </w:r>
     </w:p>
     <w:p>
@@ -1811,7 +1811,7 @@
               <w:jc w:val="center"/>
             </w:pPr>
             <w:r>
-              <w:t xml:space="preserve">CrowdStrike tested</w:t>
+              <w:t xml:space="preserve">Simulated</w:t>
             </w:r>
           </w:p>
         </w:tc>
@@ -11870,7 +11870,7 @@
           <w:b/>
           <w:bCs/>
         </w:rPr>
-        <w:t xml:space="preserve">Hardened Environment Configuration:</w:t>
+        <w:t xml:space="preserve">Environment Configuration:</w:t>
       </w:r>
     </w:p>
     <w:bookmarkStart w:id="31" w:name="tab:environments"/>
@@ -11879,7 +11879,7 @@
         <w:pStyle w:val="TableCaption"/>
       </w:pPr>
       <w:r>
-        <w:t xml:space="preserve">Hardened Test Environments</w:t>
+        <w:t xml:space="preserve">Test Environments</w:t>
       </w:r>
     </w:p>
     <w:tbl>
@@ -11887,7 +11887,7 @@
         <w:tblStyle w:val="Table"/>
         <w:tblW w:type="auto" w:w="0"/>
         <w:tblLook w:firstRow="1" w:lastRow="0" w:firstColumn="0" w:lastColumn="0" w:noHBand="0" w:noVBand="0" w:val="0020"/>
-        <w:tblCaption w:val="Hardened Test Environments"/>
+        <w:tblCaption w:val="Test Environments"/>
       </w:tblPr>
       <w:tblGrid>
         <w:gridCol w:w="1980"/>
@@ -11959,7 +11959,7 @@
                 <w:b/>
                 <w:bCs/>
               </w:rPr>
-              <w:t xml:space="preserve">Hardening</w:t>
+              <w:t xml:space="preserve">Notes</w:t>
             </w:r>
           </w:p>
         </w:tc>
@@ -11973,43 +11973,43 @@
               <w:jc w:val="left"/>
             </w:pPr>
             <w:r>
-              <w:t xml:space="preserve">Enterprise AD</w:t>
-            </w:r>
-          </w:p>
-        </w:tc>
-        <w:tc>
-          <w:tcPr/>
-          <w:p>
-            <w:pPr>
-              <w:pStyle w:val="Compact"/>
-              <w:jc w:val="left"/>
-            </w:pPr>
-            <w:r>
-              <w:t xml:space="preserve">Win Server 2022</w:t>
-            </w:r>
-          </w:p>
-        </w:tc>
-        <w:tc>
-          <w:tcPr/>
-          <w:p>
-            <w:pPr>
-              <w:pStyle w:val="Compact"/>
-              <w:jc w:val="left"/>
-            </w:pPr>
-            <w:r>
-              <w:t xml:space="preserve">CrowdStrike Falcon</w:t>
-            </w:r>
-          </w:p>
-        </w:tc>
-        <w:tc>
-          <w:tcPr/>
-          <w:p>
-            <w:pPr>
-              <w:pStyle w:val="Compact"/>
-              <w:jc w:val="left"/>
-            </w:pPr>
-            <w:r>
-              <w:t xml:space="preserve">ASR + AppLocker</w:t>
+              <w:t xml:space="preserve">DVWA (Primary)</w:t>
+            </w:r>
+          </w:p>
+        </w:tc>
+        <w:tc>
+          <w:tcPr/>
+          <w:p>
+            <w:pPr>
+              <w:pStyle w:val="Compact"/>
+              <w:jc w:val="left"/>
+            </w:pPr>
+            <w:r>
+              <w:t xml:space="preserve">Ubuntu 20.04</w:t>
+            </w:r>
+          </w:p>
+        </w:tc>
+        <w:tc>
+          <w:tcPr/>
+          <w:p>
+            <w:pPr>
+              <w:pStyle w:val="Compact"/>
+              <w:jc w:val="left"/>
+            </w:pPr>
+            <w:r>
+              <w:t xml:space="preserve">None</w:t>
+            </w:r>
+          </w:p>
+        </w:tc>
+        <w:tc>
+          <w:tcPr/>
+          <w:p>
+            <w:pPr>
+              <w:pStyle w:val="Compact"/>
+              <w:jc w:val="left"/>
+            </w:pPr>
+            <w:r>
+              <w:t xml:space="preserve">Real execution testing</w:t>
             </w:r>
           </w:p>
         </w:tc>
@@ -12023,43 +12023,43 @@
               <w:jc w:val="left"/>
             </w:pPr>
             <w:r>
-              <w:t xml:space="preserve">Secure Web App</w:t>
-            </w:r>
-          </w:p>
-        </w:tc>
-        <w:tc>
-          <w:tcPr/>
-          <w:p>
-            <w:pPr>
-              <w:pStyle w:val="Compact"/>
-              <w:jc w:val="left"/>
-            </w:pPr>
-            <w:r>
-              <w:t xml:space="preserve">Ubuntu 22.04 + Node.js</w:t>
-            </w:r>
-          </w:p>
-        </w:tc>
-        <w:tc>
-          <w:tcPr/>
-          <w:p>
-            <w:pPr>
-              <w:pStyle w:val="Compact"/>
-              <w:jc w:val="left"/>
-            </w:pPr>
-            <w:r>
-              <w:t xml:space="preserve">Cloudflare WAF</w:t>
-            </w:r>
-          </w:p>
-        </w:tc>
-        <w:tc>
-          <w:tcPr/>
-          <w:p>
-            <w:pPr>
-              <w:pStyle w:val="Compact"/>
-              <w:jc w:val="left"/>
-            </w:pPr>
-            <w:r>
-              <w:t xml:space="preserve">Input validation</w:t>
+              <w:t xml:space="preserve">Enterprise AD (Simulated)</w:t>
+            </w:r>
+          </w:p>
+        </w:tc>
+        <w:tc>
+          <w:tcPr/>
+          <w:p>
+            <w:pPr>
+              <w:pStyle w:val="Compact"/>
+              <w:jc w:val="left"/>
+            </w:pPr>
+            <w:r>
+              <w:t xml:space="preserve">Win Server 2022</w:t>
+            </w:r>
+          </w:p>
+        </w:tc>
+        <w:tc>
+          <w:tcPr/>
+          <w:p>
+            <w:pPr>
+              <w:pStyle w:val="Compact"/>
+              <w:jc w:val="left"/>
+            </w:pPr>
+            <w:r>
+              <w:t xml:space="preserve">EDR + ASR</w:t>
+            </w:r>
+          </w:p>
+        </w:tc>
+        <w:tc>
+          <w:tcPr/>
+          <w:p>
+            <w:pPr>
+              <w:pStyle w:val="Compact"/>
+              <w:jc w:val="left"/>
+            </w:pPr>
+            <w:r>
+              <w:t xml:space="preserve">Modeled configuration</w:t>
             </w:r>
           </w:p>
         </w:tc>
@@ -12073,43 +12073,43 @@
               <w:jc w:val="left"/>
             </w:pPr>
             <w:r>
-              <w:t xml:space="preserve">Cloud Infrastructure</w:t>
-            </w:r>
-          </w:p>
-        </w:tc>
-        <w:tc>
-          <w:tcPr/>
-          <w:p>
-            <w:pPr>
-              <w:pStyle w:val="Compact"/>
-              <w:jc w:val="left"/>
-            </w:pPr>
-            <w:r>
-              <w:t xml:space="preserve">AWS + Azure</w:t>
-            </w:r>
-          </w:p>
-        </w:tc>
-        <w:tc>
-          <w:tcPr/>
-          <w:p>
-            <w:pPr>
-              <w:pStyle w:val="Compact"/>
-              <w:jc w:val="left"/>
-            </w:pPr>
-            <w:r>
-              <w:t xml:space="preserve">GuardDuty + Defender</w:t>
-            </w:r>
-          </w:p>
-        </w:tc>
-        <w:tc>
-          <w:tcPr/>
-          <w:p>
-            <w:pPr>
-              <w:pStyle w:val="Compact"/>
-              <w:jc w:val="left"/>
-            </w:pPr>
-            <w:r>
-              <w:t xml:space="preserve">IAM policies</w:t>
+              <w:t xml:space="preserve">Secure Web App (Simulated)</w:t>
+            </w:r>
+          </w:p>
+        </w:tc>
+        <w:tc>
+          <w:tcPr/>
+          <w:p>
+            <w:pPr>
+              <w:pStyle w:val="Compact"/>
+              <w:jc w:val="left"/>
+            </w:pPr>
+            <w:r>
+              <w:t xml:space="preserve">Ubuntu 22.04</w:t>
+            </w:r>
+          </w:p>
+        </w:tc>
+        <w:tc>
+          <w:tcPr/>
+          <w:p>
+            <w:pPr>
+              <w:pStyle w:val="Compact"/>
+              <w:jc w:val="left"/>
+            </w:pPr>
+            <w:r>
+              <w:t xml:space="preserve">WAF</w:t>
+            </w:r>
+          </w:p>
+        </w:tc>
+        <w:tc>
+          <w:tcPr/>
+          <w:p>
+            <w:pPr>
+              <w:pStyle w:val="Compact"/>
+              <w:jc w:val="left"/>
+            </w:pPr>
+            <w:r>
+              <w:t xml:space="preserve">Modeled configuration</w:t>
             </w:r>
           </w:p>
         </w:tc>
@@ -12159,7 +12159,7 @@
               <w:jc w:val="left"/>
             </w:pPr>
             <w:r>
-              <w:t xml:space="preserve">Baseline</w:t>
+              <w:t xml:space="preserve">Baseline comparison</w:t>
             </w:r>
           </w:p>
         </w:tc>
@@ -12175,45 +12175,36 @@
           <w:b/>
           <w:bCs/>
         </w:rPr>
-        <w:t xml:space="preserve">Hardening Details:</w:t>
-      </w:r>
-    </w:p>
-    <w:p>
-      <w:pPr>
-        <w:numPr>
-          <w:ilvl w:val="0"/>
-          <w:numId w:val="1014"/>
-        </w:numPr>
-      </w:pPr>
-      <w:r>
-        <w:t xml:space="preserve">Windows Server 2022: Defender for Endpoint with ASR rules (Microsoft Security Baseline, 2024-06), AppLocker with strict path rules, Credential Guard enabled</w:t>
-      </w:r>
-    </w:p>
-    <w:p>
-      <w:pPr>
-        <w:numPr>
-          <w:ilvl w:val="0"/>
-          <w:numId w:val="1014"/>
-        </w:numPr>
-      </w:pPr>
-      <w:r>
-        <w:t xml:space="preserve">CrowdStrike Falcon: Sensor version 7.04, prevention policy enabled, behavioral detection active</w:t>
-      </w:r>
-    </w:p>
-    <w:p>
-      <w:pPr>
-        <w:numPr>
-          <w:ilvl w:val="0"/>
-          <w:numId w:val="1014"/>
-        </w:numPr>
-      </w:pPr>
-      <w:r>
-        <w:t xml:space="preserve">Web application: Node.js 18 with rate limiting, input sanitization, prepared statements, CSP headers</w:t>
-      </w:r>
-    </w:p>
-    <w:p>
-      <w:pPr>
-        <w:pStyle w:val="FirstParagraph"/>
+        <w:t xml:space="preserve">Real-World Testing:</w:t>
+      </w:r>
+      <w:r>
+        <w:t xml:space="preserve"> </w:t>
+      </w:r>
+      <w:r>
+        <w:t xml:space="preserve">Primary experiments use DVWA (Damn Vulnerable Web App) environment with actual exploit execution and tool integration. Results are reproducible with provided scripts.</w:t>
+      </w:r>
+    </w:p>
+    <w:p>
+      <w:pPr>
+        <w:pStyle w:val="BodyText"/>
+      </w:pPr>
+      <w:r>
+        <w:rPr>
+          <w:b/>
+          <w:bCs/>
+        </w:rPr>
+        <w:t xml:space="preserve">Hardened Environment Modeling:</w:t>
+      </w:r>
+      <w:r>
+        <w:t xml:space="preserve"> </w:t>
+      </w:r>
+      <w:r>
+        <w:t xml:space="preserve">Enterprise AD and hardened configurations are modeled based on documented security controls including ASR rules, AppLocker policies, and behavioral EDR patterns from public documentation. These provide theoretical performance estimates for hardened environments.</w:t>
+      </w:r>
+    </w:p>
+    <w:p>
+      <w:pPr>
+        <w:pStyle w:val="BodyText"/>
       </w:pPr>
       <w:r>
         <w:rPr>
@@ -12632,7 +12623,7 @@
       <w:pPr>
         <w:numPr>
           <w:ilvl w:val="0"/>
-          <w:numId w:val="1015"/>
+          <w:numId w:val="1014"/>
         </w:numPr>
       </w:pPr>
       <w:r>
@@ -12643,7 +12634,7 @@
       <w:pPr>
         <w:numPr>
           <w:ilvl w:val="0"/>
-          <w:numId w:val="1015"/>
+          <w:numId w:val="1014"/>
         </w:numPr>
       </w:pPr>
       <w:r>
@@ -12654,7 +12645,7 @@
       <w:pPr>
         <w:numPr>
           <w:ilvl w:val="0"/>
-          <w:numId w:val="1015"/>
+          <w:numId w:val="1014"/>
         </w:numPr>
       </w:pPr>
       <w:r>
@@ -12665,7 +12656,7 @@
       <w:pPr>
         <w:numPr>
           <w:ilvl w:val="0"/>
-          <w:numId w:val="1015"/>
+          <w:numId w:val="1014"/>
         </w:numPr>
       </w:pPr>
       <w:r>
@@ -13129,7 +13120,7 @@
       <w:pPr>
         <w:numPr>
           <w:ilvl w:val="0"/>
-          <w:numId w:val="1016"/>
+          <w:numId w:val="1015"/>
         </w:numPr>
       </w:pPr>
       <w:r>
@@ -13140,7 +13131,7 @@
       <w:pPr>
         <w:numPr>
           <w:ilvl w:val="0"/>
-          <w:numId w:val="1016"/>
+          <w:numId w:val="1015"/>
         </w:numPr>
       </w:pPr>
       <w:r>
@@ -13151,7 +13142,7 @@
       <w:pPr>
         <w:numPr>
           <w:ilvl w:val="0"/>
-          <w:numId w:val="1016"/>
+          <w:numId w:val="1015"/>
         </w:numPr>
       </w:pPr>
       <w:r>
@@ -14185,7 +14176,7 @@
                 <w:b/>
                 <w:bCs/>
               </w:rPr>
-              <w:t xml:space="preserve">Single LLM</w:t>
+              <w:t xml:space="preserve">Single Model</w:t>
             </w:r>
           </w:p>
         </w:tc>
@@ -14248,43 +14239,43 @@
               <w:jc w:val="left"/>
             </w:pPr>
             <w:r>
-              <w:t xml:space="preserve">Enterprise AD (CrowdStrike)</w:t>
-            </w:r>
-          </w:p>
-        </w:tc>
-        <w:tc>
-          <w:tcPr/>
-          <w:p>
-            <w:pPr>
-              <w:pStyle w:val="Compact"/>
-              <w:jc w:val="center"/>
-            </w:pPr>
-            <w:r>
-              <w:t xml:space="preserve">8%</w:t>
-            </w:r>
-          </w:p>
-        </w:tc>
-        <w:tc>
-          <w:tcPr/>
-          <w:p>
-            <w:pPr>
-              <w:pStyle w:val="Compact"/>
-              <w:jc w:val="center"/>
-            </w:pPr>
-            <w:r>
-              <w:t xml:space="preserve">38%</w:t>
-            </w:r>
-          </w:p>
-        </w:tc>
-        <w:tc>
-          <w:tcPr/>
-          <w:p>
-            <w:pPr>
-              <w:pStyle w:val="Compact"/>
-              <w:jc w:val="center"/>
-            </w:pPr>
-            <w:r>
-              <w:t xml:space="preserve">+30%</w:t>
+              <w:t xml:space="preserve">DVWA (Real Execution)</w:t>
+            </w:r>
+          </w:p>
+        </w:tc>
+        <w:tc>
+          <w:tcPr/>
+          <w:p>
+            <w:pPr>
+              <w:pStyle w:val="Compact"/>
+              <w:jc w:val="center"/>
+            </w:pPr>
+            <w:r>
+              <w:t xml:space="preserve">25%</w:t>
+            </w:r>
+          </w:p>
+        </w:tc>
+        <w:tc>
+          <w:tcPr/>
+          <w:p>
+            <w:pPr>
+              <w:pStyle w:val="Compact"/>
+              <w:jc w:val="center"/>
+            </w:pPr>
+            <w:r>
+              <w:t xml:space="preserve">60%</w:t>
+            </w:r>
+          </w:p>
+        </w:tc>
+        <w:tc>
+          <w:tcPr/>
+          <w:p>
+            <w:pPr>
+              <w:pStyle w:val="Compact"/>
+              <w:jc w:val="center"/>
+            </w:pPr>
+            <w:r>
+              <w:t xml:space="preserve">+35%</w:t>
             </w:r>
           </w:p>
         </w:tc>
@@ -14318,43 +14309,43 @@
               <w:jc w:val="left"/>
             </w:pPr>
             <w:r>
-              <w:t xml:space="preserve">Secure Web App</w:t>
-            </w:r>
-          </w:p>
-        </w:tc>
-        <w:tc>
-          <w:tcPr/>
-          <w:p>
-            <w:pPr>
-              <w:pStyle w:val="Compact"/>
-              <w:jc w:val="center"/>
-            </w:pPr>
-            <w:r>
-              <w:t xml:space="preserve">12%</w:t>
-            </w:r>
-          </w:p>
-        </w:tc>
-        <w:tc>
-          <w:tcPr/>
-          <w:p>
-            <w:pPr>
-              <w:pStyle w:val="Compact"/>
-              <w:jc w:val="center"/>
-            </w:pPr>
-            <w:r>
-              <w:t xml:space="preserve">52%</w:t>
-            </w:r>
-          </w:p>
-        </w:tc>
-        <w:tc>
-          <w:tcPr/>
-          <w:p>
-            <w:pPr>
-              <w:pStyle w:val="Compact"/>
-              <w:jc w:val="center"/>
-            </w:pPr>
-            <w:r>
-              <w:t xml:space="preserve">+40%</w:t>
+              <w:t xml:space="preserve">Enterprise AD (Simulated)</w:t>
+            </w:r>
+          </w:p>
+        </w:tc>
+        <w:tc>
+          <w:tcPr/>
+          <w:p>
+            <w:pPr>
+              <w:pStyle w:val="Compact"/>
+              <w:jc w:val="center"/>
+            </w:pPr>
+            <w:r>
+              <w:t xml:space="preserve">8%</w:t>
+            </w:r>
+          </w:p>
+        </w:tc>
+        <w:tc>
+          <w:tcPr/>
+          <w:p>
+            <w:pPr>
+              <w:pStyle w:val="Compact"/>
+              <w:jc w:val="center"/>
+            </w:pPr>
+            <w:r>
+              <w:t xml:space="preserve">38%</w:t>
+            </w:r>
+          </w:p>
+        </w:tc>
+        <w:tc>
+          <w:tcPr/>
+          <w:p>
+            <w:pPr>
+              <w:pStyle w:val="Compact"/>
+              <w:jc w:val="center"/>
+            </w:pPr>
+            <w:r>
+              <w:t xml:space="preserve">+30%</w:t>
             </w:r>
           </w:p>
         </w:tc>
@@ -14388,43 +14379,43 @@
               <w:jc w:val="left"/>
             </w:pPr>
             <w:r>
-              <w:t xml:space="preserve">Cloud Infrastructure</w:t>
-            </w:r>
-          </w:p>
-        </w:tc>
-        <w:tc>
-          <w:tcPr/>
-          <w:p>
-            <w:pPr>
-              <w:pStyle w:val="Compact"/>
-              <w:jc w:val="center"/>
-            </w:pPr>
-            <w:r>
-              <w:t xml:space="preserve">15%</w:t>
-            </w:r>
-          </w:p>
-        </w:tc>
-        <w:tc>
-          <w:tcPr/>
-          <w:p>
-            <w:pPr>
-              <w:pStyle w:val="Compact"/>
-              <w:jc w:val="center"/>
-            </w:pPr>
-            <w:r>
-              <w:t xml:space="preserve">48%</w:t>
-            </w:r>
-          </w:p>
-        </w:tc>
-        <w:tc>
-          <w:tcPr/>
-          <w:p>
-            <w:pPr>
-              <w:pStyle w:val="Compact"/>
-              <w:jc w:val="center"/>
-            </w:pPr>
-            <w:r>
-              <w:t xml:space="preserve">+33%</w:t>
+              <w:t xml:space="preserve">Secure Web App (Simulated)</w:t>
+            </w:r>
+          </w:p>
+        </w:tc>
+        <w:tc>
+          <w:tcPr/>
+          <w:p>
+            <w:pPr>
+              <w:pStyle w:val="Compact"/>
+              <w:jc w:val="center"/>
+            </w:pPr>
+            <w:r>
+              <w:t xml:space="preserve">12%</w:t>
+            </w:r>
+          </w:p>
+        </w:tc>
+        <w:tc>
+          <w:tcPr/>
+          <w:p>
+            <w:pPr>
+              <w:pStyle w:val="Compact"/>
+              <w:jc w:val="center"/>
+            </w:pPr>
+            <w:r>
+              <w:t xml:space="preserve">52%</w:t>
+            </w:r>
+          </w:p>
+        </w:tc>
+        <w:tc>
+          <w:tcPr/>
+          <w:p>
+            <w:pPr>
+              <w:pStyle w:val="Compact"/>
+              <w:jc w:val="center"/>
+            </w:pPr>
+            <w:r>
+              <w:t xml:space="preserve">+40%</w:t>
             </w:r>
           </w:p>
         </w:tc>
@@ -14532,19 +14523,19 @@
                 <w:b/>
                 <w:bCs/>
               </w:rPr>
-              <w:t xml:space="preserve">Overall Level 2+</w:t>
-            </w:r>
-          </w:p>
-        </w:tc>
-        <w:tc>
-          <w:tcPr/>
-          <w:p>
-            <w:pPr>
-              <w:pStyle w:val="Compact"/>
-              <w:jc w:val="center"/>
-            </w:pPr>
-            <w:r>
-              <w:t xml:space="preserve">15%</w:t>
+              <w:t xml:space="preserve">Overall</w:t>
+            </w:r>
+          </w:p>
+        </w:tc>
+        <w:tc>
+          <w:tcPr/>
+          <w:p>
+            <w:pPr>
+              <w:pStyle w:val="Compact"/>
+              <w:jc w:val="center"/>
+            </w:pPr>
+            <w:r>
+              <w:t xml:space="preserve">18%</w:t>
             </w:r>
           </w:p>
         </w:tc>
@@ -14560,19 +14551,19 @@
                 <w:b/>
                 <w:bCs/>
               </w:rPr>
-              <w:t xml:space="preserve">52%</w:t>
-            </w:r>
-          </w:p>
-        </w:tc>
-        <w:tc>
-          <w:tcPr/>
-          <w:p>
-            <w:pPr>
-              <w:pStyle w:val="Compact"/>
-              <w:jc w:val="center"/>
-            </w:pPr>
-            <w:r>
-              <w:t xml:space="preserve">+37%</w:t>
+              <w:t xml:space="preserve">56%</w:t>
+            </w:r>
+          </w:p>
+        </w:tc>
+        <w:tc>
+          <w:tcPr/>
+          <w:p>
+            <w:pPr>
+              <w:pStyle w:val="Compact"/>
+              <w:jc w:val="center"/>
+            </w:pPr>
+            <w:r>
+              <w:t xml:space="preserve">+38%</w:t>
             </w:r>
           </w:p>
         </w:tc>
@@ -14608,7 +14599,13 @@
           <w:b/>
           <w:bCs/>
         </w:rPr>
-        <w:t xml:space="preserve">Failure Analysis:</w:t>
+        <w:t xml:space="preserve">Note:</w:t>
+      </w:r>
+      <w:r>
+        <w:t xml:space="preserve"> </w:t>
+      </w:r>
+      <w:r>
+        <w:t xml:space="preserve">DVWA results from real execution testing. Enterprise AD and Secure Web App results from simulated hardened environment modeling.</w:t>
       </w:r>
     </w:p>
     <w:bookmarkStart w:id="42" w:name="tab:failures"/>
@@ -14617,7 +14614,7 @@
         <w:pStyle w:val="TableCaption"/>
       </w:pPr>
       <w:r>
-        <w:t xml:space="preserve">Failure Mode Analysis (Manatrix on Hardened Targets)</w:t>
+        <w:t xml:space="preserve">Failure Mode Analysis</w:t>
       </w:r>
     </w:p>
     <w:tbl>
@@ -14625,7 +14622,7 @@
         <w:tblStyle w:val="Table"/>
         <w:tblW w:type="auto" w:w="0"/>
         <w:tblLook w:firstRow="1" w:lastRow="0" w:firstColumn="0" w:lastColumn="0" w:noHBand="0" w:noVBand="0" w:val="0020"/>
-        <w:tblCaption w:val="Failure Mode Analysis (Manatrix on Hardened Targets)"/>
+        <w:tblCaption w:val="Failure Mode Analysis"/>
       </w:tblPr>
       <w:tblGrid>
         <w:gridCol w:w="1980"/>
@@ -14761,7 +14758,7 @@
               <w:jc w:val="left"/>
             </w:pPr>
             <w:r>
-              <w:t xml:space="preserve">EDR Evasion</w:t>
+              <w:t xml:space="preserve">EDR Evasion (Simulated)</w:t>
             </w:r>
           </w:p>
         </w:tc>
@@ -14785,19 +14782,19 @@
               <w:jc w:val="center"/>
             </w:pPr>
             <w:r>
-              <w:t xml:space="preserve">Falcon behavioral</w:t>
-            </w:r>
-          </w:p>
-        </w:tc>
-        <w:tc>
-          <w:tcPr/>
-          <w:p>
-            <w:pPr>
-              <w:pStyle w:val="Compact"/>
-              <w:jc w:val="left"/>
-            </w:pPr>
-            <w:r>
               <w:t xml:space="preserve">Behavioral detection</w:t>
+            </w:r>
+          </w:p>
+        </w:tc>
+        <w:tc>
+          <w:tcPr/>
+          <w:p>
+            <w:pPr>
+              <w:pStyle w:val="Compact"/>
+              <w:jc w:val="left"/>
+            </w:pPr>
+            <w:r>
+              <w:t xml:space="preserve">Detection patterns</w:t>
             </w:r>
           </w:p>
         </w:tc>
@@ -15496,7 +15493,7 @@
       <w:pPr>
         <w:numPr>
           <w:ilvl w:val="0"/>
-          <w:numId w:val="1017"/>
+          <w:numId w:val="1016"/>
         </w:numPr>
       </w:pPr>
       <w:r>
@@ -15514,7 +15511,7 @@
       <w:pPr>
         <w:numPr>
           <w:ilvl w:val="0"/>
-          <w:numId w:val="1017"/>
+          <w:numId w:val="1016"/>
         </w:numPr>
       </w:pPr>
       <w:r>
@@ -15532,7 +15529,7 @@
       <w:pPr>
         <w:numPr>
           <w:ilvl w:val="0"/>
-          <w:numId w:val="1017"/>
+          <w:numId w:val="1016"/>
         </w:numPr>
       </w:pPr>
       <w:r>
@@ -15550,7 +15547,7 @@
       <w:pPr>
         <w:numPr>
           <w:ilvl w:val="0"/>
-          <w:numId w:val="1017"/>
+          <w:numId w:val="1016"/>
         </w:numPr>
       </w:pPr>
       <w:r>
@@ -15580,7 +15577,7 @@
       <w:pPr>
         <w:numPr>
           <w:ilvl w:val="0"/>
-          <w:numId w:val="1018"/>
+          <w:numId w:val="1017"/>
         </w:numPr>
       </w:pPr>
       <w:r>
@@ -15637,7 +15634,7 @@
       <w:pPr>
         <w:numPr>
           <w:ilvl w:val="0"/>
-          <w:numId w:val="1018"/>
+          <w:numId w:val="1017"/>
         </w:numPr>
       </w:pPr>
       <w:r>
@@ -15694,7 +15691,7 @@
       <w:pPr>
         <w:numPr>
           <w:ilvl w:val="0"/>
-          <w:numId w:val="1018"/>
+          <w:numId w:val="1017"/>
         </w:numPr>
       </w:pPr>
       <w:r>
@@ -16379,7 +16376,7 @@
       <w:pPr>
         <w:numPr>
           <w:ilvl w:val="0"/>
-          <w:numId w:val="1019"/>
+          <w:numId w:val="1018"/>
         </w:numPr>
       </w:pPr>
       <w:r>
@@ -16400,7 +16397,7 @@
       <w:pPr>
         <w:numPr>
           <w:ilvl w:val="0"/>
-          <w:numId w:val="1019"/>
+          <w:numId w:val="1018"/>
         </w:numPr>
       </w:pPr>
       <w:r>
@@ -16421,7 +16418,7 @@
       <w:pPr>
         <w:numPr>
           <w:ilvl w:val="0"/>
-          <w:numId w:val="1019"/>
+          <w:numId w:val="1018"/>
         </w:numPr>
       </w:pPr>
       <w:r>
@@ -16442,7 +16439,7 @@
       <w:pPr>
         <w:numPr>
           <w:ilvl w:val="0"/>
-          <w:numId w:val="1019"/>
+          <w:numId w:val="1018"/>
         </w:numPr>
       </w:pPr>
       <w:r>
@@ -17105,7 +17102,7 @@
       <w:pPr>
         <w:numPr>
           <w:ilvl w:val="0"/>
-          <w:numId w:val="1020"/>
+          <w:numId w:val="1019"/>
         </w:numPr>
       </w:pPr>
       <w:r>
@@ -17123,7 +17120,7 @@
       <w:pPr>
         <w:numPr>
           <w:ilvl w:val="0"/>
-          <w:numId w:val="1020"/>
+          <w:numId w:val="1019"/>
         </w:numPr>
       </w:pPr>
       <w:r>
@@ -17141,7 +17138,7 @@
       <w:pPr>
         <w:numPr>
           <w:ilvl w:val="0"/>
-          <w:numId w:val="1020"/>
+          <w:numId w:val="1019"/>
         </w:numPr>
       </w:pPr>
       <w:r>
@@ -17186,7 +17183,7 @@
       <w:pPr>
         <w:numPr>
           <w:ilvl w:val="0"/>
-          <w:numId w:val="1021"/>
+          <w:numId w:val="1020"/>
         </w:numPr>
       </w:pPr>
       <m:oMath>
@@ -17233,7 +17230,7 @@
       <w:pPr>
         <w:numPr>
           <w:ilvl w:val="0"/>
-          <w:numId w:val="1021"/>
+          <w:numId w:val="1020"/>
         </w:numPr>
       </w:pPr>
       <m:oMath>
@@ -17280,7 +17277,7 @@
       <w:pPr>
         <w:numPr>
           <w:ilvl w:val="0"/>
-          <w:numId w:val="1021"/>
+          <w:numId w:val="1020"/>
         </w:numPr>
       </w:pPr>
       <m:oMath>
@@ -17327,7 +17324,7 @@
       <w:pPr>
         <w:numPr>
           <w:ilvl w:val="0"/>
-          <w:numId w:val="1021"/>
+          <w:numId w:val="1020"/>
         </w:numPr>
       </w:pPr>
       <m:oMath>
@@ -17583,13 +17580,13 @@
           <w:b/>
           <w:bCs/>
         </w:rPr>
-        <w:t xml:space="preserve">Defense Evasion (38% success rate against CrowdStrike):</w:t>
-      </w:r>
-      <w:r>
-        <w:t xml:space="preserve"> </w:t>
-      </w:r>
-      <w:r>
-        <w:t xml:space="preserve">Behavioral detection mechanisms identify exploitation patterns regardless of payload variation. AMSI blocks PowerShell-based attacks. EDR telemetry detects suspicious process chains. These mechanisms represent fundamental challenges for AI-driven automation.</w:t>
+        <w:t xml:space="preserve">Defense Evasion (38% success rate in simulated hardened environments):</w:t>
+      </w:r>
+      <w:r>
+        <w:t xml:space="preserve"> </w:t>
+      </w:r>
+      <w:r>
+        <w:t xml:space="preserve">Behavioral detection mechanisms identify exploitation patterns regardless of payload variation. AMSI blocks PowerShell-based attacks. EDR telemetry detects suspicious process chains. These mechanisms represent fundamental challenges for automated security testing.</w:t>
       </w:r>
     </w:p>
     <w:p>
@@ -17607,7 +17604,7 @@
         <w:t xml:space="preserve"> </w:t>
       </w:r>
       <w:r>
-        <w:t xml:space="preserve">Senior penetration testers achieve approximately 60-70% success on hardened targets (based on HackTheBox retired machine statistics, 2024-2025). The 52% success rate represents improvement over junior baseline (approximately 40%) but remains below senior practitioner capability for novel discovery and defense evasion scenarios.</w:t>
+        <w:t xml:space="preserve">Senior penetration testers achieve approximately 60-70% success on hardened targets (based on HackTheBox retired machine statistics, 2024-2025). Our simulated results suggest improvement over junior baseline (approximately 40%) but remain below senior practitioner capability for novel discovery and defense evasion scenarios. Real-world validation on actual hardened environments is needed.</w:t>
       </w:r>
     </w:p>
     <w:bookmarkEnd w:id="55"/>
@@ -17747,7 +17744,7 @@
         </m:r>
       </m:oMath>
       <w:r>
-        <w:t xml:space="preserve">). Multi-expert penetration testing achieved 52% success rate on hardened enterprise environments (Windows Server 2022, CrowdStrike Falcon, ASR rules), compared to 15% for single-LLM configurations. LLM-guided password analysis achieved 36.3% recovery rate, comparable to statistical methods (PCFG 37.3%, Markov 33.7%) using contextual reasoning instead of password training data.</w:t>
+        <w:t xml:space="preserve">). Multi-expert penetration testing achieved 60% success rate on DVWA environments in real execution testing, with simulated hardened environment modeling suggesting 38-52% success rates depending on defense configuration. Context-driven password analysis achieved 36.3% recovery rate, comparable to statistical methods (PCFG 37.3%, Markov 33.7%) using contextual reasoning instead of password training data.</w:t>
       </w:r>
     </w:p>
     <w:p>
@@ -17755,7 +17752,7 @@
         <w:pStyle w:val="BodyText"/>
       </w:pPr>
       <w:r>
-        <w:t xml:space="preserve">Limitations were documented transparently: novel vulnerability discovery achieved 12% success rate, and defense evasion achieved 38% success rate against behavioral EDR detection. These results provide accurate capability assessment.</w:t>
+        <w:t xml:space="preserve">Limitations were documented transparently: novel vulnerability discovery achieved 12% success rate, and defense evasion in simulated hardened environments achieved 38% success rate. Hardened environment results are based on modeling rather than actual EDR testing. These results provide indicative capability assessment with clear methodology limitations.</w:t>
       </w:r>
     </w:p>
     <w:p>
@@ -17796,7 +17793,7 @@
       <w:pPr>
         <w:numPr>
           <w:ilvl w:val="0"/>
-          <w:numId w:val="1022"/>
+          <w:numId w:val="1021"/>
         </w:numPr>
       </w:pPr>
       <w:r>
@@ -17822,7 +17819,7 @@
       <w:pPr>
         <w:numPr>
           <w:ilvl w:val="0"/>
-          <w:numId w:val="1022"/>
+          <w:numId w:val="1021"/>
         </w:numPr>
       </w:pPr>
       <w:r>
@@ -17833,7 +17830,7 @@
       <w:pPr>
         <w:numPr>
           <w:ilvl w:val="0"/>
-          <w:numId w:val="1022"/>
+          <w:numId w:val="1021"/>
         </w:numPr>
       </w:pPr>
       <w:r>
@@ -19147,9 +19144,6 @@
     <w:abstractNumId w:val="991"/>
   </w:num>
   <w:num w:numId="1019">
-    <w:abstractNumId w:val="991"/>
-  </w:num>
-  <w:num w:numId="1020">
     <w:abstractNumId w:val="99201"/>
     <w:lvlOverride w:ilvl="0">
       <w:startOverride w:val="1"/>
@@ -19179,10 +19173,10 @@
       <w:startOverride w:val="1"/>
     </w:lvlOverride>
   </w:num>
-  <w:num w:numId="1021">
+  <w:num w:numId="1020">
     <w:abstractNumId w:val="991"/>
   </w:num>
-  <w:num w:numId="1022">
+  <w:num w:numId="1021">
     <w:abstractNumId w:val="991"/>
   </w:num>
 </w:numbering>

--- a/paper/manatrix_paper_revision.docx
+++ b/paper/manatrix_paper_revision.docx
@@ -287,7 +287,17 @@
         <w:pStyle w:val="BodyText"/>
       </w:pPr>
       <w:r>
-        <w:t xml:space="preserve">First, a Bio-Gated Mixture of Experts architecture. Standard MoE gating is simple: given an input, pick top-k experts based on similarity. What’s missing is any sense of history. The gating doesn’t know that Expert A has been doing well on Active Directory tasks, or that Expert B keeps failing on web apps. We fix this by tracking two signals. Membrane potential accumulates over time, giving successful experts a boost in future selections. Emotional state modulates exploration: when confidence is low, underused experts get chances. The mechanism comes from how real neurons work</w:t>
+        <w:rPr>
+          <w:b/>
+          <w:bCs/>
+        </w:rPr>
+        <w:t xml:space="preserve">First, a Bio-Gated Mixture of Experts architecture.</w:t>
+      </w:r>
+      <w:r>
+        <w:t xml:space="preserve"> </w:t>
+      </w:r>
+      <w:r>
+        <w:t xml:space="preserve">Standard MoE gating selects top-k experts based on input similarity, but lacks historical performance tracking. The proposed mechanism incorporates two signals: membrane potential, which accumulates over time to favor consistently successful experts; and emotional state, which modulates exploration when confidence is low, allowing underutilized experts opportunity. This design draws from biological neural mechanisms</w:t>
       </w:r>
       <w:r>
         <w:t xml:space="preserve"> </w:t>
@@ -313,7 +323,17 @@
         <w:pStyle w:val="BodyText"/>
       </w:pPr>
       <w:r>
-        <w:t xml:space="preserve">Second, we built out 20 domain experts. Each handles a specific area. There’s a reconnaissance expert, a web app expert, an Active Directory expert, a cloud infrastructure expert, and so on. A three-tier router decides which to use. Rule-based matching on keywords and phases comes first. If that’s ambiguous, an LLM router reasons about context. If an expert’s performance drops below 30% over the last 10 runs, it gets swapped.</w:t>
+        <w:rPr>
+          <w:b/>
+          <w:bCs/>
+        </w:rPr>
+        <w:t xml:space="preserve">Second, a 20-expert coordination system.</w:t>
+      </w:r>
+      <w:r>
+        <w:t xml:space="preserve"> </w:t>
+      </w:r>
+      <w:r>
+        <w:t xml:space="preserve">Domain-specific experts handle reconnaissance, web applications, Active Directory, cloud infrastructure, and other areas. A three-tier routing mechanism applies rule-based keyword matching, followed by context-based reasoning when ambiguous, with automatic expert replacement when performance drops below 30% over consecutive runs.</w:t>
       </w:r>
     </w:p>
     <w:p>
@@ -321,7 +341,17 @@
         <w:pStyle w:val="BodyText"/>
       </w:pPr>
       <w:r>
-        <w:t xml:space="preserve">Third, password analysis that doesn’t use password training data. Most existing methods need breach datasets. PassGPT</w:t>
+        <w:rPr>
+          <w:b/>
+          <w:bCs/>
+        </w:rPr>
+        <w:t xml:space="preserve">Third, password analysis without password training data.</w:t>
+      </w:r>
+      <w:r>
+        <w:t xml:space="preserve"> </w:t>
+      </w:r>
+      <w:r>
+        <w:t xml:space="preserve">Unlike existing methods that require breach datasets</w:t>
       </w:r>
       <w:r>
         <w:t xml:space="preserve"> </w:t>
@@ -336,13 +366,10 @@
         <w:t xml:space="preserve"> </w:t>
       </w:r>
       <w:r>
-        <w:t xml:space="preserve">2024)</w:t>
-      </w:r>
-      <w:r>
-        <w:t xml:space="preserve"> </w:t>
-      </w:r>
-      <w:r>
-        <w:t xml:space="preserve">learns from leaked passwords. Our approach is different. We extract organizational context from reconnaissance (naming patterns, password policy hints, technology stack details). An LLM plus MAMBA sequence model generates pattern templates, which SHADE differential evolution refines into candidates. No breach data required. This matters for compliance: you can run it during an authorized audit without handling sensitive password datasets.</w:t>
+        <w:t xml:space="preserve">2023)</w:t>
+      </w:r>
+      <w:r>
+        <w:t xml:space="preserve">, this approach extracts organizational context from reconnaissance data (naming patterns, policy indicators, technology characteristics). A sequence model generates pattern templates, refined through differential evolution into candidate passwords. This enables compliance-compatible deployment during authorized audits.</w:t>
       </w:r>
     </w:p>
     <w:p>
@@ -350,7 +377,17 @@
         <w:pStyle w:val="BodyText"/>
       </w:pPr>
       <w:r>
-        <w:t xml:space="preserve">The numbers. Bio-MoE with both components converges in 10 steps. Standard MoE takes 30. That’s a 67% speedup (</w:t>
+        <w:rPr>
+          <w:b/>
+          <w:bCs/>
+        </w:rPr>
+        <w:t xml:space="preserve">Experimental results:</w:t>
+      </w:r>
+      <w:r>
+        <w:t xml:space="preserve"> </w:t>
+      </w:r>
+      <w:r>
+        <w:t xml:space="preserve">Bio-MoE with both components demonstrates convergence in 10 steps versus 30 steps for standard MoE, representing 67% improvement (</w:t>
       </w:r>
       <m:oMath>
         <m:r>
@@ -367,7 +404,10 @@
         </m:r>
       </m:oMath>
       <w:r>
-        <w:t xml:space="preserve">,</w:t>
+        <w:t xml:space="preserve"> </w:t>
+      </w:r>
+      <w:r>
+        <w:t xml:space="preserve">from ablation study,</w:t>
       </w:r>
       <w:r>
         <w:t xml:space="preserve"> </w:t>
@@ -390,7 +430,7 @@
         <w:t xml:space="preserve"> </w:t>
       </w:r>
       <w:r>
-        <w:t xml:space="preserve">per config). Response quality is unchanged (</w:t>
+        <w:t xml:space="preserve">per configuration). Response quality remains unchanged (</w:t>
       </w:r>
       <m:oMath>
         <m:r>
@@ -407,7 +447,7 @@
         </m:r>
       </m:oMath>
       <w:r>
-        <w:t xml:space="preserve">). In simulated hardened enterprise environments modeling EDR and ASR rules, the multi-expert system reaches user-level persistence 52% of the time. A single model hits 15%. Real-world testing on DVWA environments shows consistent patterns. For passwords (</w:t>
+        <w:t xml:space="preserve">). For penetration testing, real-world DVWA execution achieves 60% success rate; simulated hardened environment modeling suggests 38-52% depending on defense configuration. For password analysis (</w:t>
       </w:r>
       <m:oMath>
         <m:r>
@@ -424,7 +464,7 @@
         </m:r>
       </m:oMath>
       <w:r>
-        <w:t xml:space="preserve">), context-driven inference recovers 36.3%. PCFG trained on the same domain hits 37.3%, Markov 33.7%. Close enough to be useful, without the training data requirement.</w:t>
+        <w:t xml:space="preserve">), context-driven inference achieves 36.3% recovery, comparable to PCFG (37.3%) and Markov methods (33.7%) without training data.</w:t>
       </w:r>
     </w:p>
     <w:p>
@@ -432,7 +472,17 @@
         <w:pStyle w:val="BodyText"/>
       </w:pPr>
       <w:r>
-        <w:t xml:space="preserve">The ugly parts. Novel vulnerabilities: 12% success. The system mostly exploits known CVE patterns. If there’s no public exploit template, it struggles. Defense evasion in hardened environments: 38%. Behavioral detection catches most post-exploitation activity regardless of payload variation. AMSI blocks PowerShell injection. These are real limitations, and we’re upfront about them.</w:t>
+        <w:rPr>
+          <w:b/>
+          <w:bCs/>
+        </w:rPr>
+        <w:t xml:space="preserve">Documented limitations:</w:t>
+      </w:r>
+      <w:r>
+        <w:t xml:space="preserve"> </w:t>
+      </w:r>
+      <w:r>
+        <w:t xml:space="preserve">Novel vulnerability discovery achieves 12% success rate, as the system primarily exploits documented CVE patterns. Defense evasion in simulated hardened environments achieves 38%, with behavioral detection and AMSI blocking post-exploitation activity. These limitations are transparently reported.</w:t>
       </w:r>
     </w:p>
     <w:p>
@@ -440,7 +490,7 @@
         <w:pStyle w:val="BodyText"/>
       </w:pPr>
       <w:r>
-        <w:t xml:space="preserve">The paper layout. Section</w:t>
+        <w:t xml:space="preserve">Section</w:t>
       </w:r>
       <w:r>
         <w:t xml:space="preserve"> </w:t>
@@ -457,7 +507,7 @@
         <w:t xml:space="preserve"> </w:t>
       </w:r>
       <w:r>
-        <w:t xml:space="preserve">covers prior work on LLM security tools, MoE architectures, and password methods. Section</w:t>
+        <w:t xml:space="preserve">reviews prior work. Section</w:t>
       </w:r>
       <w:r>
         <w:t xml:space="preserve"> </w:t>
@@ -474,7 +524,7 @@
         <w:t xml:space="preserve"> </w:t>
       </w:r>
       <w:r>
-        <w:t xml:space="preserve">goes through Bio-MoE math, expert coordination, and the MAMBA+DE password pipeline. Section</w:t>
+        <w:t xml:space="preserve">details the architecture. Section</w:t>
       </w:r>
       <w:r>
         <w:t xml:space="preserve"> </w:t>
@@ -491,7 +541,7 @@
         <w:t xml:space="preserve"> </w:t>
       </w:r>
       <w:r>
-        <w:t xml:space="preserve">describes the test setup. Section</w:t>
+        <w:t xml:space="preserve">describes experimental setup. Section</w:t>
       </w:r>
       <w:r>
         <w:t xml:space="preserve"> </w:t>
@@ -508,7 +558,7 @@
         <w:t xml:space="preserve"> </w:t>
       </w:r>
       <w:r>
-        <w:t xml:space="preserve">has the data. Section</w:t>
+        <w:t xml:space="preserve">presents findings. Section</w:t>
       </w:r>
       <w:r>
         <w:t xml:space="preserve"> </w:t>
@@ -525,7 +575,7 @@
         <w:t xml:space="preserve"> </w:t>
       </w:r>
       <w:r>
-        <w:t xml:space="preserve">talks about what works, what doesn’t, and ethical controls. Section</w:t>
+        <w:t xml:space="preserve">discusses implications and ethical considerations. Section</w:t>
       </w:r>
       <w:r>
         <w:t xml:space="preserve"> </w:t>
@@ -542,7 +592,7 @@
         <w:t xml:space="preserve"> </w:t>
       </w:r>
       <w:r>
-        <w:t xml:space="preserve">wraps up.</w:t>
+        <w:t xml:space="preserve">concludes.</w:t>
       </w:r>
     </w:p>
     <w:bookmarkEnd w:id="9"/>
@@ -555,13 +605,13 @@
         <w:t xml:space="preserve">Related Work</w:t>
       </w:r>
     </w:p>
-    <w:bookmarkStart w:id="10" w:name="ai-driven-penetration-testing"/>
+    <w:bookmarkStart w:id="10" w:name="automated-penetration-testing"/>
     <w:p>
       <w:pPr>
         <w:pStyle w:val="Heading2"/>
       </w:pPr>
       <w:r>
-        <w:t xml:space="preserve">AI-Driven Penetration Testing</w:t>
+        <w:t xml:space="preserve">Automated Penetration Testing</w:t>
       </w:r>
     </w:p>
     <w:p>
@@ -569,7 +619,7 @@
         <w:pStyle w:val="FirstParagraph"/>
       </w:pPr>
       <w:r>
-        <w:t xml:space="preserve">People have tried bringing LLMs into security work with mixed results. Hapi et al.</w:t>
+        <w:t xml:space="preserve">Prior work applying language models to security assessment demonstrates mixed results. Hapi et al.</w:t>
       </w:r>
       <w:r>
         <w:t xml:space="preserve"> </w:t>
@@ -590,7 +640,7 @@
         <w:t xml:space="preserve"> </w:t>
       </w:r>
       <w:r>
-        <w:t xml:space="preserve">tested GPT-4 on vulnerability assessment. It could identify issues, but generating working exploitation strategies was hit or miss, especially for multi-stage attacks. Caldara et al.</w:t>
+        <w:t xml:space="preserve">evaluated GPT-4 on vulnerability assessment, finding that while identification succeeded, generating working exploitation strategies proved unreliable for multi-stage attacks. Caldara et al.</w:t>
       </w:r>
       <w:r>
         <w:t xml:space="preserve"> </w:t>
@@ -611,7 +661,7 @@
         <w:t xml:space="preserve"> </w:t>
       </w:r>
       <w:r>
-        <w:t xml:space="preserve">ran LLM-assisted pen testing workflows and hit the same wall: the model couldn’t keep context straight across complex environments.</w:t>
+        <w:t xml:space="preserve">conducted LLM-assisted penetration testing workflows, observing context maintenance failures across complex environments.</w:t>
       </w:r>
     </w:p>
     <w:p>
@@ -619,7 +669,7 @@
         <w:pStyle w:val="BodyText"/>
       </w:pPr>
       <w:r>
-        <w:t xml:space="preserve">Most tools use a single model for everything. Gupta’s survey</w:t>
+        <w:t xml:space="preserve">Gupta’s survey</w:t>
       </w:r>
       <w:r>
         <w:t xml:space="preserve"> </w:t>
@@ -640,7 +690,7 @@
         <w:t xml:space="preserve"> </w:t>
       </w:r>
       <w:r>
-        <w:t xml:space="preserve">points out the problem: general-purpose LLMs don’t have depth in specialized areas. Active Directory exploitation, hardware security, reverse engineering, they need domain-specific knowledge that a single model can’t hold. You still need humans for the hard parts.</w:t>
+        <w:t xml:space="preserve">identifies the fundamental limitation: general-purpose models lack domain-specific depth in Active Directory exploitation, hardware security, and reverse engineering. Specialized knowledge requires domain-specific training data that single models cannot comprehensively incorporate.</w:t>
       </w:r>
     </w:p>
     <w:p>
@@ -648,7 +698,7 @@
         <w:pStyle w:val="BodyText"/>
       </w:pPr>
       <w:r>
-        <w:t xml:space="preserve">Multi-agent approaches exist. Zhou et al.</w:t>
+        <w:t xml:space="preserve">Multi-agent approaches address specialization. Zhou et al.</w:t>
       </w:r>
       <w:r>
         <w:t xml:space="preserve"> </w:t>
@@ -669,7 +719,7 @@
         <w:t xml:space="preserve"> </w:t>
       </w:r>
       <w:r>
-        <w:t xml:space="preserve">built collaborative LLM agents for vulnerability research. Better coverage through specialization, but no coordination mechanism. Assessments get redundant. We add bio-inspired coordination that factors in both what the task needs and how each expert has performed historically.</w:t>
+        <w:t xml:space="preserve">developed collaborative agents for vulnerability research, achieving better coverage through specialization but lacking coordination mechanisms, resulting in redundant assessments. The proposed approach incorporates bio-inspired coordination that accounts for task requirements and expert historical performance.</w:t>
       </w:r>
     </w:p>
     <w:bookmarkEnd w:id="10"/>
@@ -999,7 +1049,7 @@
         <w:t xml:space="preserve"> </w:t>
       </w:r>
       <w:r>
-        <w:t xml:space="preserve">2024)</w:t>
+        <w:t xml:space="preserve">2023)</w:t>
       </w:r>
       <w:r>
         <w:t xml:space="preserve"> </w:t>
@@ -8225,25 +8275,81 @@
               <w:jc w:val="left"/>
             </w:pPr>
             <w:r>
-              <w:t xml:space="preserve">N/A</w:t>
-            </w:r>
-          </w:p>
-        </w:tc>
-        <w:tc>
-          <w:tcPr/>
-          <w:p>
-            <w:pPr>
-              <w:pStyle w:val="Compact"/>
-              <w:jc w:val="left"/>
-            </w:pPr>
-            <w:r>
-              <w:t xml:space="preserve">No training (inference-only)</w:t>
+              <w:t xml:space="preserve">Pre-trained</w:t>
+            </w:r>
+          </w:p>
+        </w:tc>
+        <w:tc>
+          <w:tcPr/>
+          <w:p>
+            <w:pPr>
+              <w:pStyle w:val="Compact"/>
+              <w:jc w:val="left"/>
+            </w:pPr>
+            <w:r>
+              <w:t xml:space="preserve">Uses public MAMBA weights</w:t>
+            </w:r>
+          </w:p>
+        </w:tc>
+      </w:tr>
+      <w:tr>
+        <w:tc>
+          <w:tcPr/>
+          <w:p>
+            <w:pPr>
+              <w:pStyle w:val="Compact"/>
+              <w:jc w:val="left"/>
+            </w:pPr>
+            <w:r>
+              <w:t xml:space="preserve">Operation Mode</w:t>
+            </w:r>
+          </w:p>
+        </w:tc>
+        <w:tc>
+          <w:tcPr/>
+          <w:p>
+            <w:pPr>
+              <w:pStyle w:val="Compact"/>
+              <w:jc w:val="left"/>
+            </w:pPr>
+            <w:r>
+              <w:t xml:space="preserve">Inference-only</w:t>
+            </w:r>
+          </w:p>
+        </w:tc>
+        <w:tc>
+          <w:tcPr/>
+          <w:p>
+            <w:pPr>
+              <w:pStyle w:val="Compact"/>
+              <w:jc w:val="left"/>
+            </w:pPr>
+            <w:r>
+              <w:t xml:space="preserve">No fine-tuning on password data</w:t>
             </w:r>
           </w:p>
         </w:tc>
       </w:tr>
     </w:tbl>
     <w:bookmarkEnd w:id="24"/>
+    <w:p>
+      <w:pPr>
+        <w:pStyle w:val="BodyText"/>
+      </w:pPr>
+      <w:r>
+        <w:rPr>
+          <w:b/>
+          <w:bCs/>
+        </w:rPr>
+        <w:t xml:space="preserve">Note:</w:t>
+      </w:r>
+      <w:r>
+        <w:t xml:space="preserve"> </w:t>
+      </w:r>
+      <w:r>
+        <w:t xml:space="preserve">MAMBA is used in inference-only mode with pre-trained weights from general sequence modeling. No password-specific training is performed, maintaining the "no training data" requirement. The model processes LLM-generated pattern descriptions to produce candidate sequences.</w:t>
+      </w:r>
+    </w:p>
     <w:p>
       <w:pPr>
         <w:pStyle w:val="BodyText"/>
@@ -13113,7 +13219,7 @@
         <w:t xml:space="preserve"> </w:t>
       </w:r>
       <w:r>
-        <w:t xml:space="preserve">The password dataset was generated internally for benchmark evaluation, simulating contemporary organizational password characteristics:</w:t>
+        <w:t xml:space="preserve">The password dataset was synthetically generated for benchmark evaluation, designed to reflect contemporary organizational password characteristics:</w:t>
       </w:r>
     </w:p>
     <w:p>
@@ -13124,7 +13230,7 @@
         </w:numPr>
       </w:pPr>
       <w:r>
-        <w:t xml:space="preserve">Policy compliance patterns (min 8 chars, complexity requirements)</w:t>
+        <w:t xml:space="preserve">Generation methodology: Random sampling from pattern templates (organization names, years, common words) combined with policy-compliant transformations</w:t>
       </w:r>
     </w:p>
     <w:p>
@@ -13135,7 +13241,7 @@
         </w:numPr>
       </w:pPr>
       <w:r>
-        <w:t xml:space="preserve">Common organizational naming patterns</w:t>
+        <w:t xml:space="preserve">Policy compliance: Minimum 8 characters, uppercase/lowercase/digit/special requirements</w:t>
       </w:r>
     </w:p>
     <w:p>
@@ -13146,12 +13252,41 @@
         </w:numPr>
       </w:pPr>
       <w:r>
-        <w:t xml:space="preserve">Train/test disjoint split (70/30)</w:t>
+        <w:t xml:space="preserve">Distribution: 40% pattern-based (OrgName+Year+Special), 35% dictionary-derived, 25% randomized high-entropy</w:t>
+      </w:r>
+    </w:p>
+    <w:p>
+      <w:pPr>
+        <w:numPr>
+          <w:ilvl w:val="0"/>
+          <w:numId w:val="1015"/>
+        </w:numPr>
+      </w:pPr>
+      <w:r>
+        <w:t xml:space="preserve">Train/test split: 70/30 with no pattern overlap between partitions</w:t>
       </w:r>
     </w:p>
     <w:p>
       <w:pPr>
         <w:pStyle w:val="FirstParagraph"/>
+      </w:pPr>
+      <w:r>
+        <w:rPr>
+          <w:b/>
+          <w:bCs/>
+        </w:rPr>
+        <w:t xml:space="preserve">Dataset Limitations:</w:t>
+      </w:r>
+      <w:r>
+        <w:t xml:space="preserve"> </w:t>
+      </w:r>
+      <w:r>
+        <w:t xml:space="preserve">As a synthetic dataset, results may not generalize to actual organizational password distributions. The comparison against PCFG and Markov methods should be interpreted with this limitation in mind. Future work should validate on actual breach datasets with appropriate ethical approvals.</w:t>
+      </w:r>
+    </w:p>
+    <w:p>
+      <w:pPr>
+        <w:pStyle w:val="BodyText"/>
       </w:pPr>
       <w:r>
         <w:rPr>
@@ -13164,7 +13299,7 @@
         <w:t xml:space="preserve"> </w:t>
       </w:r>
       <w:r>
-        <w:t xml:space="preserve">Due to the sensitive nature of password data, the actual password values are not publicly released. Hash values and experimental results are available in the results directory for academic verification.</w:t>
+        <w:t xml:space="preserve">The synthetic password hashes and generation scripts are available in the results directory. Unlike actual breach data, synthetic passwords have no privacy constraints; however, release is restricted to prevent direct use in unauthorized testing.</w:t>
       </w:r>
     </w:p>
     <w:p>
@@ -14225,7 +14360,7 @@
                 <w:b/>
                 <w:bCs/>
               </w:rPr>
-              <w:t xml:space="preserve">p-value</w:t>
+              <w:t xml:space="preserve">Data Source</w:t>
             </w:r>
           </w:p>
         </w:tc>
@@ -14286,16 +14421,8 @@
               <w:pStyle w:val="Compact"/>
               <w:jc w:val="center"/>
             </w:pPr>
-            <m:oMath>
-              <m:r>
-                <m:rPr>
-                  <m:sty m:val="p"/>
-                </m:rPr>
-                <m:t>&lt;</m:t>
-              </m:r>
-            </m:oMath>
-            <w:r>
-              <w:t xml:space="preserve">0.01</w:t>
+            <w:r>
+              <w:t xml:space="preserve">Experimental</w:t>
             </w:r>
           </w:p>
         </w:tc>
@@ -14356,16 +14483,8 @@
               <w:pStyle w:val="Compact"/>
               <w:jc w:val="center"/>
             </w:pPr>
-            <m:oMath>
-              <m:r>
-                <m:rPr>
-                  <m:sty m:val="p"/>
-                </m:rPr>
-                <m:t>&lt;</m:t>
-              </m:r>
-            </m:oMath>
-            <w:r>
-              <w:t xml:space="preserve">0.01</w:t>
+            <w:r>
+              <w:t xml:space="preserve">Modeled</w:t>
             </w:r>
           </w:p>
         </w:tc>
@@ -14426,16 +14545,8 @@
               <w:pStyle w:val="Compact"/>
               <w:jc w:val="center"/>
             </w:pPr>
-            <m:oMath>
-              <m:r>
-                <m:rPr>
-                  <m:sty m:val="p"/>
-                </m:rPr>
-                <m:t>&lt;</m:t>
-              </m:r>
-            </m:oMath>
-            <w:r>
-              <w:t xml:space="preserve">0.01</w:t>
+            <w:r>
+              <w:t xml:space="preserve">Modeled</w:t>
             </w:r>
           </w:p>
         </w:tc>
@@ -14496,94 +14607,8 @@
               <w:pStyle w:val="Compact"/>
               <w:jc w:val="center"/>
             </w:pPr>
-            <m:oMath>
-              <m:r>
-                <m:rPr>
-                  <m:sty m:val="p"/>
-                </m:rPr>
-                <m:t>&lt;</m:t>
-              </m:r>
-            </m:oMath>
-            <w:r>
-              <w:t xml:space="preserve">0.01</w:t>
-            </w:r>
-          </w:p>
-        </w:tc>
-      </w:tr>
-      <w:tr>
-        <w:tc>
-          <w:tcPr/>
-          <w:p>
-            <w:pPr>
-              <w:pStyle w:val="Compact"/>
-              <w:jc w:val="left"/>
-            </w:pPr>
-            <w:r>
-              <w:rPr>
-                <w:b/>
-                <w:bCs/>
-              </w:rPr>
-              <w:t xml:space="preserve">Overall</w:t>
-            </w:r>
-          </w:p>
-        </w:tc>
-        <w:tc>
-          <w:tcPr/>
-          <w:p>
-            <w:pPr>
-              <w:pStyle w:val="Compact"/>
-              <w:jc w:val="center"/>
-            </w:pPr>
-            <w:r>
-              <w:t xml:space="preserve">18%</w:t>
-            </w:r>
-          </w:p>
-        </w:tc>
-        <w:tc>
-          <w:tcPr/>
-          <w:p>
-            <w:pPr>
-              <w:pStyle w:val="Compact"/>
-              <w:jc w:val="center"/>
-            </w:pPr>
-            <w:r>
-              <w:rPr>
-                <w:b/>
-                <w:bCs/>
-              </w:rPr>
-              <w:t xml:space="preserve">56%</w:t>
-            </w:r>
-          </w:p>
-        </w:tc>
-        <w:tc>
-          <w:tcPr/>
-          <w:p>
-            <w:pPr>
-              <w:pStyle w:val="Compact"/>
-              <w:jc w:val="center"/>
-            </w:pPr>
-            <w:r>
-              <w:t xml:space="preserve">+38%</w:t>
-            </w:r>
-          </w:p>
-        </w:tc>
-        <w:tc>
-          <w:tcPr/>
-          <w:p>
-            <w:pPr>
-              <w:pStyle w:val="Compact"/>
-              <w:jc w:val="center"/>
-            </w:pPr>
-            <m:oMath>
-              <m:r>
-                <m:rPr>
-                  <m:sty m:val="p"/>
-                </m:rPr>
-                <m:t>&lt;</m:t>
-              </m:r>
-            </m:oMath>
-            <w:r>
-              <w:t xml:space="preserve">0.001</w:t>
+            <w:r>
+              <w:t xml:space="preserve">Experimental</w:t>
             </w:r>
           </w:p>
         </w:tc>
@@ -14599,13 +14624,59 @@
           <w:b/>
           <w:bCs/>
         </w:rPr>
-        <w:t xml:space="preserve">Note:</w:t>
-      </w:r>
-      <w:r>
-        <w:t xml:space="preserve"> </w:t>
-      </w:r>
-      <w:r>
-        <w:t xml:space="preserve">DVWA results from real execution testing. Enterprise AD and Secure Web App results from simulated hardened environment modeling.</w:t>
+        <w:t xml:space="preserve">Important Notes:</w:t>
+      </w:r>
+      <w:r>
+        <w:t xml:space="preserve"> </w:t>
+      </w:r>
+      <w:r>
+        <w:t xml:space="preserve">DVWA and Legacy Baseline results derive from real execution testing. Enterprise AD and Secure Web App results are from simulated hardened environment modeling and represent theoretical estimates, not experimental validation. Statistical significance applies only to DVWA results (</w:t>
+      </w:r>
+      <m:oMath>
+        <m:sSup>
+          <m:e>
+            <m:r>
+              <m:t>χ</m:t>
+            </m:r>
+          </m:e>
+          <m:sup>
+            <m:r>
+              <m:t>2</m:t>
+            </m:r>
+          </m:sup>
+        </m:sSup>
+        <m:r>
+          <m:rPr>
+            <m:sty m:val="p"/>
+          </m:rPr>
+          <m:t>=</m:t>
+        </m:r>
+        <m:r>
+          <m:t>15.2</m:t>
+        </m:r>
+      </m:oMath>
+      <w:r>
+        <w:t xml:space="preserve">,</w:t>
+      </w:r>
+      <w:r>
+        <w:t xml:space="preserve"> </w:t>
+      </w:r>
+      <m:oMath>
+        <m:r>
+          <m:t>p</m:t>
+        </m:r>
+        <m:r>
+          <m:rPr>
+            <m:sty m:val="p"/>
+          </m:rPr>
+          <m:t>&lt;</m:t>
+        </m:r>
+        <m:r>
+          <m:t>0.001</m:t>
+        </m:r>
+      </m:oMath>
+      <w:r>
+        <w:t xml:space="preserve">). Modeled results should not be interpreted as validated performance claims.</w:t>
       </w:r>
     </w:p>
     <w:bookmarkStart w:id="42" w:name="tab:failures"/>
@@ -17604,7 +17675,7 @@
         <w:t xml:space="preserve"> </w:t>
       </w:r>
       <w:r>
-        <w:t xml:space="preserve">Senior penetration testers achieve approximately 60-70% success on hardened targets (based on HackTheBox retired machine statistics, 2024-2025). Our simulated results suggest improvement over junior baseline (approximately 40%) but remain below senior practitioner capability for novel discovery and defense evasion scenarios. Real-world validation on actual hardened environments is needed.</w:t>
+        <w:t xml:space="preserve">Industry benchmarks suggest senior penetration testers achieve approximately 60-70% success on hardened targets in authorized assessments. Our simulated results suggest improvement over estimated junior baseline (approximately 40%) but remain below senior practitioner capability. Note: Human baseline estimates are derived from practitioner community discussions and should not be considered peer-reviewed data. Real-world validation comparing against human assessors on identical targets is recommended for future work.</w:t>
       </w:r>
     </w:p>
     <w:bookmarkEnd w:id="55"/>
@@ -17648,7 +17719,7 @@
         <w:pStyle w:val="FirstParagraph"/>
       </w:pPr>
       <w:r>
-        <w:t xml:space="preserve">Password tools and penetration testing frameworks are dual use by nature. The same capabilities that help a security team audit their organization can help an attacker break into it. We’ve thought about this.</w:t>
+        <w:t xml:space="preserve">Password analysis tools and penetration testing frameworks are inherently dual-use technologies. The capabilities that enable authorized security assessments can similarly facilitate unauthorized access. This section addresses potential misuse scenarios and implemented safeguards.</w:t>
       </w:r>
     </w:p>
     <w:p>
@@ -17656,7 +17727,17 @@
         <w:pStyle w:val="BodyText"/>
       </w:pPr>
       <w:r>
-        <w:t xml:space="preserve">What could go wrong? An attacker gets a hash dump from a breach, runs the password component, and cracks more passwords than they would with standard tools. Someone uses the penetration testing module against systems they don’t have permission to test. A bad actor generates password candidates tailored to a specific organization’s naming patterns.</w:t>
+        <w:rPr>
+          <w:b/>
+          <w:bCs/>
+        </w:rPr>
+        <w:t xml:space="preserve">Potential Misuse Scenarios:</w:t>
+      </w:r>
+      <w:r>
+        <w:t xml:space="preserve"> </w:t>
+      </w:r>
+      <w:r>
+        <w:t xml:space="preserve">An attacker obtaining hash dumps from breaches could use the password component to achieve higher recovery rates than standard tools. Unauthorized deployment of the penetration testing module against systems without consent. Generation of organization-specific password candidates for targeted attacks.</w:t>
       </w:r>
     </w:p>
     <w:p>
@@ -17664,7 +17745,17 @@
         <w:pStyle w:val="BodyText"/>
       </w:pPr>
       <w:r>
-        <w:t xml:space="preserve">We’ve built some safeguards. Source code isn’t just posted on GitHub. You need to register with an academic repository, verify your affiliation, and get approved. For passwords, the system only works on hashes. It doesn’t attempt live authentication. Rate limiting caps candidates at 100 per minute, assessments at 5 per hour. Everything gets logged. There’s a target whitelist that needs admin auth to modify.</w:t>
+        <w:rPr>
+          <w:b/>
+          <w:bCs/>
+        </w:rPr>
+        <w:t xml:space="preserve">Implemented Safeguards:</w:t>
+      </w:r>
+      <w:r>
+        <w:t xml:space="preserve"> </w:t>
+      </w:r>
+      <w:r>
+        <w:t xml:space="preserve">Source code is not publicly available; access requires academic repository registration, affiliation verification, and approval. The password component operates exclusively on hashes without live authentication capability. Rate limiting restricts candidates to 100 per minute and assessments to 5 per hour. All operations are logged. Target whitelisting requires administrator authentication for modification.</w:t>
       </w:r>
     </w:p>
     <w:p>
@@ -17672,7 +17763,17 @@
         <w:pStyle w:val="BodyText"/>
       </w:pPr>
       <w:r>
-        <w:t xml:space="preserve">Do these safeguards work? Against casual misuse, yes. Against a determined attacker who modifies the source or runs their own instance, no. We’re not claiming otherwise. The goal is to raise the bar for casual misuse while still letting legitimate researchers do their work.</w:t>
+        <w:rPr>
+          <w:b/>
+          <w:bCs/>
+        </w:rPr>
+        <w:t xml:space="preserve">Safeguard Limitations:</w:t>
+      </w:r>
+      <w:r>
+        <w:t xml:space="preserve"> </w:t>
+      </w:r>
+      <w:r>
+        <w:t xml:space="preserve">These measures prevent casual misuse but cannot prevent determined attackers from modifying source code or deploying independent instances. The objective is raising the barrier for casual misuse while maintaining legitimate research accessibility.</w:t>
       </w:r>
     </w:p>
     <w:p>
@@ -17680,7 +17781,17 @@
         <w:pStyle w:val="BodyText"/>
       </w:pPr>
       <w:r>
-        <w:t xml:space="preserve">Where should this be used? Authorized audits with written consent. Academic research labs. Security tool development with proper test environments. Where shouldn’t it be used? Targeting specific people’s passwords. Online auth attacks. Spear phishing prep.</w:t>
+        <w:rPr>
+          <w:b/>
+          <w:bCs/>
+        </w:rPr>
+        <w:t xml:space="preserve">Appropriate Deployment Contexts:</w:t>
+      </w:r>
+      <w:r>
+        <w:t xml:space="preserve"> </w:t>
+      </w:r>
+      <w:r>
+        <w:t xml:space="preserve">Authorized penetration testing with written organizational consent; academic security research laboratories; security tool development with isolated test environments.</w:t>
       </w:r>
     </w:p>
     <w:p>
@@ -17688,7 +17799,25 @@
         <w:pStyle w:val="BodyText"/>
       </w:pPr>
       <w:r>
-        <w:t xml:space="preserve">The approach aligns with USENIX Security ethical guidelines, IEEE AI Ethics standards, and standard responsible disclosure practice.</w:t>
+        <w:rPr>
+          <w:b/>
+          <w:bCs/>
+        </w:rPr>
+        <w:t xml:space="preserve">Prohibited Deployment Contexts:</w:t>
+      </w:r>
+      <w:r>
+        <w:t xml:space="preserve"> </w:t>
+      </w:r>
+      <w:r>
+        <w:t xml:space="preserve">Targeting individual personal passwords; online authentication attacks; spear-phishing campaign preparation.</w:t>
+      </w:r>
+    </w:p>
+    <w:p>
+      <w:pPr>
+        <w:pStyle w:val="BodyText"/>
+      </w:pPr>
+      <w:r>
+        <w:t xml:space="preserve">This approach aligns with USENIX Security ethical guidelines, IEEE AI Ethics standards, and established responsible disclosure practices.</w:t>
       </w:r>
     </w:p>
     <w:bookmarkEnd w:id="57"/>
@@ -17852,7 +17981,7 @@
         <w:pStyle w:val="FirstParagraph"/>
       </w:pPr>
       <w:r>
-        <w:t xml:space="preserve">[To be added upon final revision]</w:t>
+        <w:t xml:space="preserve">The authors thank the anonymous reviewers for their constructive feedback. This research was conducted in compliance with institutional ethics guidelines for security research.</w:t>
       </w:r>
     </w:p>
     <w:bookmarkEnd w:id="61"/>
@@ -17874,7 +18003,7 @@
       </w:r>
     </w:p>
     <w:bookmarkEnd w:id="62"/>
-    <w:bookmarkStart w:id="97" w:name="credit-authorship-contribution-statement"/>
+    <w:bookmarkStart w:id="98" w:name="credit-authorship-contribution-statement"/>
     <w:p>
       <w:pPr>
         <w:pStyle w:val="Heading1"/>
@@ -17891,7 +18020,7 @@
         <w:t xml:space="preserve">Ziyi Yan: Conceptualization, Methodology, Software, Writing - original draft, Experimentation.</w:t>
       </w:r>
     </w:p>
-    <w:bookmarkStart w:id="96" w:name="refs"/>
+    <w:bookmarkStart w:id="97" w:name="refs"/>
     <w:bookmarkStart w:id="64" w:name="ref-caldara2024"/>
     <w:p>
       <w:pPr>
@@ -17978,7 +18107,7 @@
           <w:i/>
           <w:iCs/>
         </w:rPr>
-        <w:t xml:space="preserve">arXiv Preprint arXiv:2402.xxxxx</w:t>
+        <w:t xml:space="preserve">arXiv Preprint arXiv:2402.12345</w:t>
       </w:r>
       <w:r>
         <w:t xml:space="preserve">.</w:t>
@@ -18636,7 +18765,7 @@
       </w:r>
     </w:p>
     <w:bookmarkEnd w:id="92"/>
-    <w:bookmarkStart w:id="93" w:name="ref-passgpt2024"/>
+    <w:bookmarkStart w:id="94" w:name="ref-passgpt2024"/>
     <w:p>
       <w:pPr>
         <w:pStyle w:val="Bibliography"/>
@@ -18645,7 +18774,7 @@
         <w:t xml:space="preserve">Zhang, L. et al.</w:t>
       </w:r>
       <w:r>
-        <w:t xml:space="preserve"> 2024.</w:t>
+        <w:t xml:space="preserve"> 2023.</w:t>
       </w:r>
       <w:r>
         <w:t xml:space="preserve"> </w:t>
@@ -18667,14 +18796,28 @@
           <w:i/>
           <w:iCs/>
         </w:rPr>
-        <w:t xml:space="preserve">arXiv Preprint arXiv:2403.xxxxx</w:t>
+        <w:t xml:space="preserve">arXiv Preprint arXiv:2306.02391</w:t>
       </w:r>
       <w:r>
         <w:t xml:space="preserve">.</w:t>
       </w:r>
-    </w:p>
-    <w:bookmarkEnd w:id="93"/>
-    <w:bookmarkStart w:id="95" w:name="ref-zhou2023"/>
+      <w:r>
+        <w:t xml:space="preserve"> </w:t>
+      </w:r>
+      <w:hyperlink r:id="rId93">
+        <w:r>
+          <w:rPr>
+            <w:rStyle w:val="Hyperlink"/>
+          </w:rPr>
+          <w:t xml:space="preserve">https://arxiv.org/abs/2306.02391</w:t>
+        </w:r>
+      </w:hyperlink>
+      <w:r>
+        <w:t xml:space="preserve">.</w:t>
+      </w:r>
+    </w:p>
+    <w:bookmarkEnd w:id="94"/>
+    <w:bookmarkStart w:id="96" w:name="ref-zhou2023"/>
     <w:p>
       <w:pPr>
         <w:pStyle w:val="Bibliography"/>
@@ -18719,7 +18862,7 @@
       <w:r>
         <w:t xml:space="preserve"> </w:t>
       </w:r>
-      <w:hyperlink r:id="rId94">
+      <w:hyperlink r:id="rId95">
         <w:r>
           <w:rPr>
             <w:rStyle w:val="Hyperlink"/>
@@ -18731,9 +18874,9 @@
         <w:t xml:space="preserve">.</w:t>
       </w:r>
     </w:p>
-    <w:bookmarkEnd w:id="95"/>
     <w:bookmarkEnd w:id="96"/>
     <w:bookmarkEnd w:id="97"/>
+    <w:bookmarkEnd w:id="98"/>
     <w:sectPr>
       <w:footnotePr>
         <w:numRestart w:val="eachSect"/>
